--- a/droit social dcg/24- Comit social et conomique - CSE.docx
+++ b/droit social dcg/24- Comit social et conomique - CSE.docx
@@ -8,7 +8,12 @@
         <w:jc w:val="center"/>
       </w:pPr>
       <w:r>
-        <w:t>FICHE 24 : LE COMIT� SOCIAL ET �CONOMIQUE</w:t>
+        <w:rPr>
+          <w:b/>
+          <w:color w:val="1F4E79"/>
+          <w:sz w:val="34"/>
+        </w:rPr>
+        <w:t>FICHE 24 : LE COMITe SOCIAL ET eCONOMIQUE</w:t>
       </w:r>
     </w:p>
     <w:p/>
@@ -17,7 +22,12 @@
         <w:pStyle w:val="Heading2"/>
       </w:pPr>
       <w:r>
-        <w:t>MISE EN PLACE DU CSE I �</w:t>
+        <w:rPr>
+          <w:b/>
+          <w:color w:val="2F5496"/>
+          <w:sz w:val="24"/>
+        </w:rPr>
+        <w:t>MISE EN PLACE DU CSE I e</w:t>
       </w:r>
     </w:p>
     <w:p>
@@ -25,63 +35,123 @@
         <w:pStyle w:val="Heading2"/>
       </w:pPr>
       <w:r>
-        <w:t>CHAMP D�APPLICATION A �</w:t>
+        <w:rPr>
+          <w:b/>
+          <w:color w:val="2F5496"/>
+          <w:sz w:val="24"/>
+        </w:rPr>
+        <w:t>CHAMP D'APPLICATION A e</w:t>
       </w:r>
     </w:p>
     <w:p/>
     <w:p>
       <w:r>
-        <w:t>Les ordonnances du 22 septembre 2017 ont proc�d� � une fusion des institutions repr�sentatives du personnel (DP / CE /</w:t>
+        <w:rPr>
+          <w:b w:val="0"/>
+          <w:color w:val="000000"/>
+          <w:sz w:val="22"/>
+        </w:rPr>
+        <w:t>Les ordonnances du 22 septembre 2017 ont proced' e une fusion des institutions representatives du personnel (DP / CE /</w:t>
       </w:r>
     </w:p>
     <w:p>
       <w:r>
-        <w:t>CHSCT) au sein d�un comit� social et �conomique. Sa mise en place est obligatoire, dans l�ensemble des entreprises de</w:t>
+        <w:rPr>
+          <w:b w:val="0"/>
+          <w:color w:val="000000"/>
+          <w:sz w:val="22"/>
+        </w:rPr>
+        <w:t>CHSCT) au sein d'un comite social et economique. Sa mise en place est obligatoire, dans l'ensemble des entreprises de</w:t>
       </w:r>
     </w:p>
     <w:p>
       <w:r>
-        <w:t>droit priv� qui y sont assujetties, sans distinction de leur forme ou de leur objet (association, soci�t�s civiles ou</w:t>
+        <w:rPr>
+          <w:b w:val="0"/>
+          <w:color w:val="000000"/>
+          <w:sz w:val="22"/>
+        </w:rPr>
+        <w:t>droit prive qui y sont assujetties, sans distinction de leur forme ou de leur objet (association, societ's civiles ou</w:t>
       </w:r>
     </w:p>
     <w:p>
       <w:r>
-        <w:t>commerciales, professions lib�rales). Les dispositions sont �galement applicables aux �tablissements publics � caract�re</w:t>
+        <w:rPr>
+          <w:b w:val="0"/>
+          <w:color w:val="000000"/>
+          <w:sz w:val="22"/>
+        </w:rPr>
+        <w:t>commerciales, professions liberales). Les dispositions sont egalement applicables aux etablissements publics e caractere</w:t>
       </w:r>
     </w:p>
     <w:p>
       <w:r>
-        <w:t>industriel et commercial, ainsi qu�aux �tablissements publics � caract�re administratif employant du personnel dans les</w:t>
+        <w:rPr>
+          <w:b w:val="0"/>
+          <w:color w:val="000000"/>
+          <w:sz w:val="22"/>
+        </w:rPr>
+        <w:t>industriel et commercial, ainsi qu'aux etablissements publics e caractere administratif employant du personnel dans les</w:t>
       </w:r>
     </w:p>
     <w:p>
       <w:r>
-        <w:t>conditions du droit priv�. � d�faut de mise en place du CSE, l�employeur peut �tre poursuivi pour d�lit d�entrave.</w:t>
+        <w:rPr>
+          <w:b w:val="0"/>
+          <w:color w:val="000000"/>
+          <w:sz w:val="22"/>
+        </w:rPr>
+        <w:t>conditions du droit prive. e d'faut de mise en place du CSE, l'employeur peut etre poursuivi pour d'lit d'entrave.</w:t>
       </w:r>
     </w:p>
     <w:p>
       <w:r>
-        <w:t>Conditions d�effectif 2.</w:t>
+        <w:rPr>
+          <w:b w:val="0"/>
+          <w:color w:val="000000"/>
+          <w:sz w:val="22"/>
+        </w:rPr>
+        <w:t>Conditions d'effectif 2.</w:t>
       </w:r>
     </w:p>
     <w:p>
       <w:r>
-        <w:t>La mise en place d�un CSE est obligatoire d�s lors que l�entreprise comprend un effectif d�au moins 11 salari�s, atteint</w:t>
+        <w:rPr>
+          <w:b w:val="0"/>
+          <w:color w:val="000000"/>
+          <w:sz w:val="22"/>
+        </w:rPr>
+        <w:t>La mise en place d'un CSE est obligatoire d's lors que l'entreprise comprend un effectif d'au moins 11 salaries, atteint</w:t>
       </w:r>
     </w:p>
     <w:p>
       <w:r>
-        <w:t>pendant 12 mois cons�cutifs.</w:t>
+        <w:rPr>
+          <w:b w:val="0"/>
+          <w:color w:val="000000"/>
+          <w:sz w:val="22"/>
+        </w:rPr>
+        <w:t>pendant 12 mois consecutifs.</w:t>
       </w:r>
     </w:p>
     <w:p>
       <w:r>
-        <w:t>L�institution n�est pas renouvel�e si, � l�issue du mandat de ses membres, l�effectif de l�entreprise est rest� en dessous de</w:t>
+        <w:rPr>
+          <w:b w:val="0"/>
+          <w:color w:val="000000"/>
+          <w:sz w:val="22"/>
+        </w:rPr>
+        <w:t>L'institution n'est pas renouvelee si, e l'issue du mandat de ses membres, l'effectif de l'entreprise est reste en dessous de</w:t>
       </w:r>
     </w:p>
     <w:p>
       <w:r>
-        <w:t>onze salari�s pendant au moins douze mois cons�cutifs.</w:t>
+        <w:rPr>
+          <w:b w:val="0"/>
+          <w:color w:val="000000"/>
+          <w:sz w:val="22"/>
+        </w:rPr>
+        <w:t>onze salaries pendant au moins douze mois consecutifs.</w:t>
       </w:r>
     </w:p>
     <w:p>
@@ -89,153 +159,303 @@
         <w:pStyle w:val="Heading2"/>
       </w:pPr>
       <w:r>
-        <w:t>NIVEAU DE MISE EN PLACE B �</w:t>
+        <w:rPr>
+          <w:b/>
+          <w:color w:val="2F5496"/>
+          <w:sz w:val="24"/>
+        </w:rPr>
+        <w:t>NIVEAU DE MISE EN PLACE B e</w:t>
       </w:r>
     </w:p>
     <w:p>
       <w:r>
-        <w:t>Entreprise et �tablissement 1.</w:t>
+        <w:rPr>
+          <w:b w:val="0"/>
+          <w:color w:val="000000"/>
+          <w:sz w:val="22"/>
+        </w:rPr>
+        <w:t>Entreprise et etablissement 1.</w:t>
       </w:r>
     </w:p>
     <w:p>
       <w:r>
-        <w:t>Le comit� social et �conomique est mis en place au niveau de l�entreprise. N�anmoins, lorsque l�entreprise</w:t>
+        <w:rPr>
+          <w:b w:val="0"/>
+          <w:color w:val="000000"/>
+          <w:sz w:val="22"/>
+        </w:rPr>
+        <w:t>Le comite social et economique est mis en place au niveau de l'entreprise. N'anmoins, lorsque l'entreprise</w:t>
       </w:r>
     </w:p>
     <w:p>
       <w:r>
-        <w:t>comporte au moins deux �tablissements distincts (sur cette question cf. Cass. soc. 9 juin 2021), il est institu� des</w:t>
+        <w:rPr>
+          <w:b w:val="0"/>
+          <w:color w:val="000000"/>
+          <w:sz w:val="22"/>
+        </w:rPr>
+        <w:t>comporte au moins deux etablissements distincts (sur cette question cf. Cass. soc. 9 juin 2021), il est institue des</w:t>
       </w:r>
     </w:p>
     <w:p>
       <w:r>
-        <w:t>comit�s sociaux et �conomiques d��tablissement ainsi qu�un comit� social et �conomique central d�entreprise.</w:t>
+        <w:rPr>
+          <w:b w:val="0"/>
+          <w:color w:val="000000"/>
+          <w:sz w:val="22"/>
+        </w:rPr>
+        <w:t>comites sociaux et economiques d'etablissement ainsi qu'un comite social et economique central d'entreprise.</w:t>
       </w:r>
     </w:p>
     <w:p>
       <w:r>
-        <w:t>Un accord d�entreprise doit alors d�terminer le nombre et le p�rim�tre des �tablissements distincts. En l�absence</w:t>
+        <w:rPr>
+          <w:b w:val="0"/>
+          <w:color w:val="000000"/>
+          <w:sz w:val="22"/>
+        </w:rPr>
+        <w:t>Un accord d'entreprise doit alors d'terminer le nombre et le perimetre des etablissements distincts. En l'absence</w:t>
       </w:r>
     </w:p>
     <w:p>
       <w:r>
-        <w:t>d�accord et de d�l�gu� syndical, l�employeur et le comit� social et �conomique peuvent convenir, par voie d�accord,</w:t>
+        <w:rPr>
+          <w:b w:val="0"/>
+          <w:color w:val="000000"/>
+          <w:sz w:val="22"/>
+        </w:rPr>
+        <w:t>d'accord et de d'l'gue syndical, l'employeur et le comite social et economique peuvent convenir, par voie d'accord,</w:t>
       </w:r>
     </w:p>
     <w:p>
       <w:r>
-        <w:t>adopt� � la majorit� des membres du comit�, du nombre et du p�rim�tre des �tablissements distincts. � d�faut d�accord,</w:t>
+        <w:rPr>
+          <w:b w:val="0"/>
+          <w:color w:val="000000"/>
+          <w:sz w:val="22"/>
+        </w:rPr>
+        <w:t>adopte e la majorite des membres du comite, du nombre et du perimetre des etablissements distincts. e d'faut d'accord,</w:t>
       </w:r>
     </w:p>
     <w:p>
       <w:r>
-        <w:t>l�employeur peut unilat�ralement y proc�der.</w:t>
+        <w:rPr>
+          <w:b w:val="0"/>
+          <w:color w:val="000000"/>
+          <w:sz w:val="22"/>
+        </w:rPr>
+        <w:t>l'employeur peut unilateralement y proceder.</w:t>
       </w:r>
     </w:p>
     <w:p>
       <w:r>
-        <w:t>Les repr�sentants de proximit�. Lorsque des comit�s d��tablissement ont �t� institu�s, l�accord l�ayant d�limit� peut</w:t>
+        <w:rPr>
+          <w:b w:val="0"/>
+          <w:color w:val="000000"/>
+          <w:sz w:val="22"/>
+        </w:rPr>
+        <w:t>Les representants de proximite. Lorsque des comites d'etablissement ont et' institues, l'accord l'ayant d'limite peut</w:t>
       </w:r>
     </w:p>
     <w:p>
       <w:r>
-        <w:t>mettre en place des repr�sentants de proximit� en pr�cisant leur nombre, leurs attributions ainsi que les modalit�s de</w:t>
+        <w:rPr>
+          <w:b w:val="0"/>
+          <w:color w:val="000000"/>
+          <w:sz w:val="22"/>
+        </w:rPr>
+        <w:t>mettre en place des representants de proximite en precisant leur nombre, leurs attributions ainsi que les modalites de</w:t>
       </w:r>
     </w:p>
     <w:p>
       <w:r>
-        <w:t>d�signation et de fonctionnement.</w:t>
+        <w:rPr>
+          <w:b w:val="0"/>
+          <w:color w:val="000000"/>
+          <w:sz w:val="22"/>
+        </w:rPr>
+        <w:t>d'signation et de fonctionnement.</w:t>
       </w:r>
     </w:p>
     <w:p>
       <w:r>
-        <w:t>Au niveau de l�UES 2.</w:t>
+        <w:rPr>
+          <w:b w:val="0"/>
+          <w:color w:val="000000"/>
+          <w:sz w:val="22"/>
+        </w:rPr>
+        <w:t>Au niveau de l'UES 2.</w:t>
       </w:r>
     </w:p>
     <w:p>
       <w:r>
-        <w:t>Plusieurs entreprises juridiquement distinctes peuvent constituer une unit� �conomique et sociale. Mais pour en</w:t>
+        <w:rPr>
+          <w:b w:val="0"/>
+          <w:color w:val="000000"/>
+          <w:sz w:val="22"/>
+        </w:rPr>
+        <w:t>Plusieurs entreprises juridiquement distinctes peuvent constituer une unite economique et sociale. Mais pour en</w:t>
       </w:r>
     </w:p>
     <w:p>
       <w:r>
-        <w:t>produire les effets, elle doit �tre reconnue par accord collectif ou d�cision de justice.</w:t>
+        <w:rPr>
+          <w:b w:val="0"/>
+          <w:color w:val="000000"/>
+          <w:sz w:val="22"/>
+        </w:rPr>
+        <w:t>produire les effets, elle doit etre reconnue par accord collectif ou d'cision de justice.</w:t>
       </w:r>
     </w:p>
     <w:p>
       <w:r>
-        <w:t>Le crit�re de l�unit� �conomique est constitu� lorsqu�il y a unit� de direction et identit� ou compl�mentarit� d�activit�.</w:t>
+        <w:rPr>
+          <w:b w:val="0"/>
+          <w:color w:val="000000"/>
+          <w:sz w:val="22"/>
+        </w:rPr>
+        <w:t>Le critere de l'unite economique est constitue lorsqu'il y a unite de direction et identite ou complementarite d'activite.</w:t>
       </w:r>
     </w:p>
     <w:p>
       <w:r>
-        <w:t>Le crit�re de l�unit� sociale rel�ve d�indices vari�s, tels qu�une gestion commune du personnel, un statut juridique</w:t>
+        <w:rPr>
+          <w:b w:val="0"/>
+          <w:color w:val="000000"/>
+          <w:sz w:val="22"/>
+        </w:rPr>
+        <w:t>Le critere de l'unite sociale releve d'indices varies, tels qu'une gestion commune du personnel, un statut juridique</w:t>
       </w:r>
     </w:p>
     <w:p>
       <w:r>
-        <w:t>commun, une convention collective identique�</w:t>
+        <w:rPr>
+          <w:b w:val="0"/>
+          <w:color w:val="000000"/>
+          <w:sz w:val="22"/>
+        </w:rPr>
+        <w:t>commun, une convention collective identiquee</w:t>
       </w:r>
     </w:p>
     <w:p>
       <w:r>
-        <w:t>La reconnaissance d�une UES permet d�additionner l�effectif des entreprises concern�es et de les assujettir aux</w:t>
+        <w:rPr>
+          <w:b w:val="0"/>
+          <w:color w:val="000000"/>
+          <w:sz w:val="22"/>
+        </w:rPr>
+        <w:t>La reconnaissance d'une UES permet d'additionner l'effectif des entreprises concernees et de les assujettir aux</w:t>
       </w:r>
     </w:p>
     <w:p>
       <w:r>
-        <w:t>obligations d�coulant d�un franchissement de seuil d�effectif.</w:t>
+        <w:rPr>
+          <w:b w:val="0"/>
+          <w:color w:val="000000"/>
+          <w:sz w:val="22"/>
+        </w:rPr>
+        <w:t>obligations d'coulant d'un franchissement de seuil d'effectif.</w:t>
       </w:r>
     </w:p>
     <w:p>
       <w:r>
-        <w:t>Ainsi, lorsqu�une unit� �conomique et sociale regroupant au moins 11 salari�s est reconnue, un comit� social et</w:t>
+        <w:rPr>
+          <w:b w:val="0"/>
+          <w:color w:val="000000"/>
+          <w:sz w:val="22"/>
+        </w:rPr>
+        <w:t>Ainsi, lorsqu'une unite economique et sociale regroupant au moins 11 salaries est reconnue, un comite social et</w:t>
       </w:r>
     </w:p>
     <w:p>
       <w:r>
-        <w:t>�conomique commun est mis en place. De mani�re identique, et selon la m�me proc�dure que celle pr�vue pour l�entre-</w:t>
+        <w:rPr>
+          <w:b w:val="0"/>
+          <w:color w:val="000000"/>
+          <w:sz w:val="22"/>
+        </w:rPr>
+        <w:t>economique commun est mis en place. De maniere identique, et selon la m'me procedure que celle prevue pour l'entre-</w:t>
       </w:r>
     </w:p>
     <w:p>
       <w:r>
-        <w:t>prise, il est institu� des comit�s d��tablissements et un comit� central si les conditions sont r�unies.</w:t>
+        <w:rPr>
+          <w:b w:val="0"/>
+          <w:color w:val="000000"/>
+          <w:sz w:val="22"/>
+        </w:rPr>
+        <w:t>prise, il est institue des comites d'etablissements et un comite central si les conditions sont reunies.</w:t>
       </w:r>
     </w:p>
     <w:p>
       <w:r>
+        <w:rPr>
+          <w:b w:val="0"/>
+          <w:color w:val="000000"/>
+          <w:sz w:val="22"/>
+        </w:rPr>
         <w:t>CSE inter-entreprises 3.</w:t>
       </w:r>
     </w:p>
     <w:p>
       <w:r>
-        <w:t>Lorsque sur une m�me zone g�ographique des entreprises rencontrent des probl�matiques communes, un accord</w:t>
+        <w:rPr>
+          <w:b w:val="0"/>
+          <w:color w:val="000000"/>
+          <w:sz w:val="22"/>
+        </w:rPr>
+        <w:t>Lorsque sur une m'me zone geographique des entreprises rencontrent des problematiques communes, un accord</w:t>
       </w:r>
     </w:p>
     <w:p>
       <w:r>
-        <w:t>collectif conclu entre les employeurs des entreprises et les organisations syndicales repr�sentatives au niveau inter-</w:t>
+        <w:rPr>
+          <w:b w:val="0"/>
+          <w:color w:val="000000"/>
+          <w:sz w:val="22"/>
+        </w:rPr>
+        <w:t>collectif conclu entre les employeurs des entreprises et les organisations syndicales representatives au niveau inter-</w:t>
       </w:r>
     </w:p>
     <w:p>
       <w:r>
-        <w:t>professionnel ou au niveau d�partemental, peut mettre en place un comit� social et �conomique interentreprises.</w:t>
+        <w:rPr>
+          <w:b w:val="0"/>
+          <w:color w:val="000000"/>
+          <w:sz w:val="22"/>
+        </w:rPr>
+        <w:t>professionnel ou au niveau d'partemental, peut mettre en place un comite social et economique interentreprises.</w:t>
       </w:r>
     </w:p>
     <w:p>
       <w:r>
-        <w:t>L�accord doit pr�ciser le nombre de membres de la d�l�gation du personnel, les modalit�s de leur �lection ainsi que les</w:t>
+        <w:rPr>
+          <w:b w:val="0"/>
+          <w:color w:val="000000"/>
+          <w:sz w:val="22"/>
+        </w:rPr>
+        <w:t>L'accord doit preciser le nombre de membres de la d'l'gation du personnel, les modalites de leur election ainsi que les</w:t>
       </w:r>
     </w:p>
     <w:p>
       <w:r>
-        <w:t>attributions du comit� social et �conomique interentreprises</w:t>
+        <w:rPr>
+          <w:b w:val="0"/>
+          <w:color w:val="000000"/>
+          <w:sz w:val="22"/>
+        </w:rPr>
+        <w:t>attributions du comite social et economique interentreprises</w:t>
       </w:r>
     </w:p>
     <w:p/>
     <w:p>
       <w:r>
-        <w:t>4. Persistance du comit� de groupe et comit� europ�en 4.</w:t>
+        <w:rPr>
+          <w:b w:val="0"/>
+          <w:color w:val="000000"/>
+          <w:sz w:val="22"/>
+        </w:rPr>
+        <w:t>4. Persistance du comite de groupe et comite europeen 4.</w:t>
       </w:r>
     </w:p>
     <w:p>
@@ -243,51 +463,101 @@
         <w:pStyle w:val="Heading2"/>
       </w:pPr>
       <w:r>
-        <w:t>LE COMIT� DE GROUPE</w:t>
+        <w:rPr>
+          <w:b/>
+          <w:color w:val="2F5496"/>
+          <w:sz w:val="24"/>
+        </w:rPr>
+        <w:t>LE COMITe DE GROUPE</w:t>
       </w:r>
     </w:p>
     <w:p>
       <w:r>
+        <w:rPr>
+          <w:b w:val="0"/>
+          <w:color w:val="000000"/>
+          <w:sz w:val="22"/>
+        </w:rPr>
         <w:t>?</w:t>
       </w:r>
     </w:p>
     <w:p>
       <w:r>
-        <w:t>Lorsque plusieurs soci�t�s forment un groupe (soci�t� m�re, appel�e ici entreprise dominante, qui contr�le ou exerce</w:t>
+        <w:rPr>
+          <w:b w:val="0"/>
+          <w:color w:val="000000"/>
+          <w:sz w:val="22"/>
+        </w:rPr>
+        <w:t>Lorsque plusieurs societ's forment un groupe (societ' m're, appelee ici entreprise dominante, qui contrele ou exerce</w:t>
       </w:r>
     </w:p>
     <w:p>
       <w:r>
-        <w:t>une influence dominante sur une ou plusieurs autres entreprises), il est institu� � son niveau un comit� sp�cifique. Le</w:t>
+        <w:rPr>
+          <w:b w:val="0"/>
+          <w:color w:val="000000"/>
+          <w:sz w:val="22"/>
+        </w:rPr>
+        <w:t>une influence dominante sur une ou plusieurs autres entreprises), il est institue e son niveau un comite specifique. Le</w:t>
       </w:r>
     </w:p>
     <w:p>
       <w:r>
-        <w:t>comit� de groupe est inform� de l�activit�, de la situation financi�re et de l��volution et des pr�visions d�emploi</w:t>
+        <w:rPr>
+          <w:b w:val="0"/>
+          <w:color w:val="000000"/>
+          <w:sz w:val="22"/>
+        </w:rPr>
+        <w:t>comite de groupe est informe de l'activite, de la situation financiere et de l'evolution et des previsions d'emploi</w:t>
       </w:r>
     </w:p>
     <w:p>
       <w:r>
-        <w:t>annuelles ou pluriannuelles du groupe. Il re�oit communication des comptes consolid�s et du rapport du commissaire</w:t>
+        <w:rPr>
+          <w:b w:val="0"/>
+          <w:color w:val="000000"/>
+          <w:sz w:val="22"/>
+        </w:rPr>
+        <w:t>annuelles ou pluriannuelles du groupe. Il reeoit communication des comptes consolides et du rapport du commissaire</w:t>
       </w:r>
     </w:p>
     <w:p>
       <w:r>
+        <w:rPr>
+          <w:b w:val="0"/>
+          <w:color w:val="000000"/>
+          <w:sz w:val="22"/>
+        </w:rPr>
         <w:t>aux comptes correspondant.</w:t>
       </w:r>
     </w:p>
     <w:p>
       <w:r>
-        <w:t>Il est compos� du chef de l�entreprise dominante et des repr�sentants du personnel, d�sign�s par les organisations</w:t>
+        <w:rPr>
+          <w:b w:val="0"/>
+          <w:color w:val="000000"/>
+          <w:sz w:val="22"/>
+        </w:rPr>
+        <w:t>Il est compose du chef de l'entreprise dominante et des representants du personnel, d'signes par les organisations</w:t>
       </w:r>
     </w:p>
     <w:p>
       <w:r>
-        <w:t>syndicales de salari�s parmi leurs �lus aux comit�s d�entreprise ou d��tablissement de l�ensemble des entreprises du</w:t>
+        <w:rPr>
+          <w:b w:val="0"/>
+          <w:color w:val="000000"/>
+          <w:sz w:val="22"/>
+        </w:rPr>
+        <w:t>syndicales de salaries parmi leurs elus aux comites d'entreprise ou d'etablissement de l'ensemble des entreprises du</w:t>
       </w:r>
     </w:p>
     <w:p>
       <w:r>
+        <w:rPr>
+          <w:b w:val="0"/>
+          <w:color w:val="000000"/>
+          <w:sz w:val="22"/>
+        </w:rPr>
         <w:t>groupe.</w:t>
       </w:r>
     </w:p>
@@ -296,72 +566,142 @@
         <w:pStyle w:val="Heading2"/>
       </w:pPr>
       <w:r>
-        <w:t>LE COMIT� EUROP�EN</w:t>
+        <w:rPr>
+          <w:b/>
+          <w:color w:val="2F5496"/>
+          <w:sz w:val="24"/>
+        </w:rPr>
+        <w:t>LE COMITe EUROPeEN</w:t>
       </w:r>
     </w:p>
     <w:p>
       <w:r>
+        <w:rPr>
+          <w:b w:val="0"/>
+          <w:color w:val="000000"/>
+          <w:sz w:val="22"/>
+        </w:rPr>
         <w:t>?</w:t>
       </w:r>
     </w:p>
     <w:p>
       <w:r>
-        <w:t>Un comit� peut �tre institu� au niveau europ�en lorsque l�entreprise comprend un effectif d�au moins 1 000 salari�s</w:t>
+        <w:rPr>
+          <w:b w:val="0"/>
+          <w:color w:val="000000"/>
+          <w:sz w:val="22"/>
+        </w:rPr>
+        <w:t>Un comite peut etre institue au niveau europeen lorsque l'entreprise comprend un effectif d'au moins 1 000 salaries</w:t>
       </w:r>
     </w:p>
     <w:p>
       <w:r>
-        <w:t>dans les �tats membres de l�Union Europ�enne, et comporte au moins un �tablissement employant au moins 150</w:t>
+        <w:rPr>
+          <w:b w:val="0"/>
+          <w:color w:val="000000"/>
+          <w:sz w:val="22"/>
+        </w:rPr>
+        <w:t>dans les etats membres de l'Union Europeenne, et comporte au moins un etablissement employant au moins 150</w:t>
       </w:r>
     </w:p>
     <w:p>
       <w:r>
-        <w:t>salari�s dans au moins deux �tats.</w:t>
+        <w:rPr>
+          <w:b w:val="0"/>
+          <w:color w:val="000000"/>
+          <w:sz w:val="22"/>
+        </w:rPr>
+        <w:t>salaries dans au moins deux etats.</w:t>
       </w:r>
     </w:p>
     <w:p>
       <w:r>
-        <w:t>La comp�tence du comit� d�entreprise europ�en porte sur les questions transnationales, c�est-�-dire les questions qui</w:t>
+        <w:rPr>
+          <w:b w:val="0"/>
+          <w:color w:val="000000"/>
+          <w:sz w:val="22"/>
+        </w:rPr>
+        <w:t>La competence du comite d'entreprise europeen porte sur les questions transnationales, c'est-e-dire les questions qui</w:t>
       </w:r>
     </w:p>
     <w:p>
       <w:r>
-        <w:t>concernent l�ensemble de l�entreprise ou du groupe d�entreprises de dimension communautaire.</w:t>
+        <w:rPr>
+          <w:b w:val="0"/>
+          <w:color w:val="000000"/>
+          <w:sz w:val="22"/>
+        </w:rPr>
+        <w:t>concernent l'ensemble de l'entreprise ou du groupe d'entreprises de dimension communautaire.</w:t>
       </w:r>
     </w:p>
     <w:p>
       <w:r>
+        <w:rPr>
+          <w:b w:val="0"/>
+          <w:color w:val="000000"/>
+          <w:sz w:val="22"/>
+        </w:rPr>
         <w:t>104</w:t>
       </w:r>
     </w:p>
     <w:p>
       <w:r>
-        <w:t>�ditions Corroy � 4 rue de Villars, 42000 Saint-�tienne � 04 77 79 92 46 � infos@editions-corroy.fr</w:t>
+        <w:rPr>
+          <w:b w:val="0"/>
+          <w:color w:val="000000"/>
+          <w:sz w:val="22"/>
+        </w:rPr>
+        <w:t>editions Corroy e 4 rue de Villars, 42000 Saint-etienne e 04 77 79 92 46 e infos@editions-corroy.fr</w:t>
       </w:r>
     </w:p>
     <w:p>
       <w:r>
-        <w:t>COLLECTION DCG UE 3 � Droit social - Fiches de cours</w:t>
+        <w:rPr>
+          <w:b w:val="0"/>
+          <w:color w:val="000000"/>
+          <w:sz w:val="22"/>
+        </w:rPr>
+        <w:t>COLLECTION DCG UE 3 e Droit social - Fiches de cours</w:t>
       </w:r>
     </w:p>
     <w:p>
       <w:r>
+        <w:rPr>
+          <w:b w:val="0"/>
+          <w:color w:val="000000"/>
+          <w:sz w:val="22"/>
+        </w:rPr>
         <w:t>DCGUE3F.qxp_DCGUE3F 24/07/2025 10:26 Page 104</w:t>
       </w:r>
     </w:p>
     <w:p>
       <w:r>
+        <w:rPr>
+          <w:b w:val="0"/>
+          <w:color w:val="000000"/>
+          <w:sz w:val="22"/>
+        </w:rPr>
         <w:t>105</w:t>
       </w:r>
     </w:p>
     <w:p>
       <w:r>
-        <w:t>�ditions Corroy � 4 rue de Villars, 42000 Saint-�tienne � 04 77 79 92 46 � infos@editions-corroy.fr</w:t>
+        <w:rPr>
+          <w:b w:val="0"/>
+          <w:color w:val="000000"/>
+          <w:sz w:val="22"/>
+        </w:rPr>
+        <w:t>editions Corroy e 4 rue de Villars, 42000 Saint-etienne e 04 77 79 92 46 e infos@editions-corroy.fr</w:t>
       </w:r>
     </w:p>
     <w:p>
       <w:r>
-        <w:t>UE 3 � Fiche 24</w:t>
+        <w:rPr>
+          <w:b w:val="0"/>
+          <w:color w:val="000000"/>
+          <w:sz w:val="22"/>
+        </w:rPr>
+        <w:t>UE 3 e Fiche 24</w:t>
       </w:r>
     </w:p>
     <w:p>
@@ -369,7 +709,12 @@
         <w:pStyle w:val="Heading2"/>
       </w:pPr>
       <w:r>
-        <w:t>ORGANISATION DU CSE II �</w:t>
+        <w:rPr>
+          <w:b/>
+          <w:color w:val="2F5496"/>
+          <w:sz w:val="24"/>
+        </w:rPr>
+        <w:t>ORGANISATION DU CSE II e</w:t>
       </w:r>
     </w:p>
     <w:p>
@@ -377,102 +722,202 @@
         <w:pStyle w:val="Heading2"/>
       </w:pPr>
       <w:r>
-        <w:t>COMPOSITION G�N�RALE A �</w:t>
+        <w:rPr>
+          <w:b/>
+          <w:color w:val="2F5496"/>
+          <w:sz w:val="24"/>
+        </w:rPr>
+        <w:t>COMPOSITION GeN'RALE A e</w:t>
       </w:r>
     </w:p>
     <w:p>
       <w:r>
-        <w:t>Les participants avec voix d�lib�rative 1.</w:t>
+        <w:rPr>
+          <w:b w:val="0"/>
+          <w:color w:val="000000"/>
+          <w:sz w:val="22"/>
+        </w:rPr>
+        <w:t>Les participants avec voix d'liberative 1.</w:t>
       </w:r>
     </w:p>
     <w:p>
       <w:r>
-        <w:t>Le CSE comprend, d�une part, l�employeur et, d�autre part, une d�l�gation du personnel comportant un nombre �gal de</w:t>
+        <w:rPr>
+          <w:b w:val="0"/>
+          <w:color w:val="000000"/>
+          <w:sz w:val="22"/>
+        </w:rPr>
+        <w:t>Le CSE comprend, d'une part, l'employeur et, d'autre part, une d'l'gation du personnel comportant un nombre egal de</w:t>
       </w:r>
     </w:p>
     <w:p>
       <w:r>
-        <w:t>titulaires et de suppl�ants, qui est fonction de l�effectif de l�entreprise (le nombre de membres peut cependant �tre</w:t>
+        <w:rPr>
+          <w:b w:val="0"/>
+          <w:color w:val="000000"/>
+          <w:sz w:val="22"/>
+        </w:rPr>
+        <w:t>titulaires et de suppleants, qui est fonction de l'effectif de l'entreprise (le nombre de membres peut cependant etre</w:t>
       </w:r>
     </w:p>
     <w:p>
       <w:r>
-        <w:t>modifi� dans l�accord pr��lectoral).</w:t>
+        <w:rPr>
+          <w:b w:val="0"/>
+          <w:color w:val="000000"/>
+          <w:sz w:val="22"/>
+        </w:rPr>
+        <w:t>modifie dans l'accord preelectoral).</w:t>
       </w:r>
     </w:p>
     <w:p>
       <w:r>
-        <w:t>� titre d�illustration :</w:t>
+        <w:rPr>
+          <w:b w:val="0"/>
+          <w:color w:val="000000"/>
+          <w:sz w:val="22"/>
+        </w:rPr>
+        <w:t>e titre d'illustration :</w:t>
       </w:r>
     </w:p>
     <w:p>
       <w:r>
-        <w:t>1. de 11 � 25 salari�s : un titulaire et un suppl�ant ;</w:t>
+        <w:rPr>
+          <w:b w:val="0"/>
+          <w:color w:val="000000"/>
+          <w:sz w:val="22"/>
+        </w:rPr>
+        <w:t>1. de 11 e 25 salaries : un titulaire et un suppleant ;</w:t>
       </w:r>
     </w:p>
     <w:p>
       <w:r>
-        <w:t>2. de 26 � 74 salari�s : deux titulaires et deux suppl�ants ;</w:t>
+        <w:rPr>
+          <w:b w:val="0"/>
+          <w:color w:val="000000"/>
+          <w:sz w:val="22"/>
+        </w:rPr>
+        <w:t>2. de 26 e 74 salaries : deux titulaires et deux suppleants ;</w:t>
       </w:r>
     </w:p>
     <w:p>
       <w:r>
-        <w:t>3. de 75 � 99 salari�s : trois titulaires et trois suppl�ants ;</w:t>
+        <w:rPr>
+          <w:b w:val="0"/>
+          <w:color w:val="000000"/>
+          <w:sz w:val="22"/>
+        </w:rPr>
+        <w:t>3. de 75 e 99 salaries : trois titulaires et trois suppleants ;</w:t>
       </w:r>
     </w:p>
     <w:p>
       <w:r>
-        <w:t>4. de 100 � 124 salari�s : quatre titulaires et quatre suppl�ants ;</w:t>
+        <w:rPr>
+          <w:b w:val="0"/>
+          <w:color w:val="000000"/>
+          <w:sz w:val="22"/>
+        </w:rPr>
+        <w:t>4. de 100 e 124 salaries : quatre titulaires et quatre suppleants ;</w:t>
       </w:r>
     </w:p>
     <w:p>
       <w:r>
-        <w:t>5. �</w:t>
+        <w:rPr>
+          <w:b w:val="0"/>
+          <w:color w:val="000000"/>
+          <w:sz w:val="22"/>
+        </w:rPr>
+        <w:t>5. e</w:t>
       </w:r>
     </w:p>
     <w:p>
       <w:r>
+        <w:rPr>
+          <w:b w:val="0"/>
+          <w:color w:val="000000"/>
+          <w:sz w:val="22"/>
+        </w:rPr>
         <w:t>Les participants avec voix consultative 2.</w:t>
       </w:r>
     </w:p>
     <w:p>
       <w:r>
-        <w:t>Dans les entreprises d�au moins 300 salari�s, chaque organisation syndicale repr�sentative peut d�signer un</w:t>
+        <w:rPr>
+          <w:b w:val="0"/>
+          <w:color w:val="000000"/>
+          <w:sz w:val="22"/>
+        </w:rPr>
+        <w:t>Dans les entreprises d'au moins 300 salaries, chaque organisation syndicale representative peut d'signer un</w:t>
       </w:r>
     </w:p>
     <w:p>
       <w:r>
-        <w:t>repr�sentant syndical au comit� choisi parmi les membres du personnel. Il assiste aux s�ances avec voix consultative.</w:t>
+        <w:rPr>
+          <w:b w:val="0"/>
+          <w:color w:val="000000"/>
+          <w:sz w:val="22"/>
+        </w:rPr>
+        <w:t>representant syndical au comite choisi parmi les membres du personnel. Il assiste aux s'ances avec voix consultative.</w:t>
       </w:r>
     </w:p>
     <w:p>
       <w:r>
-        <w:t>Dans les entreprises de moins de 300 salari�s, le d�l�gu� syndical est de droit repr�sentant syndical au comit�.</w:t>
+        <w:rPr>
+          <w:b w:val="0"/>
+          <w:color w:val="000000"/>
+          <w:sz w:val="22"/>
+        </w:rPr>
+        <w:t>Dans les entreprises de moins de 300 salaries, le d'l'gue syndical est de droit representant syndical au comite.</w:t>
       </w:r>
     </w:p>
     <w:p>
       <w:r>
-        <w:t>� l�occasion des quatre r�unions obligatoires (minimum) du comit� social et �conomique portant sur les questions</w:t>
+        <w:rPr>
+          <w:b w:val="0"/>
+          <w:color w:val="000000"/>
+          <w:sz w:val="22"/>
+        </w:rPr>
+        <w:t>e l'occasion des quatre reunions obligatoires (minimum) du comite social et economique portant sur les questions</w:t>
       </w:r>
     </w:p>
     <w:p>
       <w:r>
-        <w:t>relatives � la sant�, la s�curit� et les conditions de travail, doivent �tre convi�s le m�decin du travail ou son d�l�gu� et le</w:t>
+        <w:rPr>
+          <w:b w:val="0"/>
+          <w:color w:val="000000"/>
+          <w:sz w:val="22"/>
+        </w:rPr>
+        <w:t>relatives e la sante, la s'curite et les conditions de travail, doivent etre convies le m'decin du travail ou son d'l'gue et le</w:t>
       </w:r>
     </w:p>
     <w:p>
       <w:r>
-        <w:t>responsable interne du service de s�curit� et des conditions de travail.</w:t>
+        <w:rPr>
+          <w:b w:val="0"/>
+          <w:color w:val="000000"/>
+          <w:sz w:val="22"/>
+        </w:rPr>
+        <w:t>responsable interne du service de s'curite et des conditions de travail.</w:t>
       </w:r>
     </w:p>
     <w:p>
       <w:r>
-        <w:t>Enfin, l�agent de contr�le de l�inspection du travail est invit�, � l�initiative de l�employeur ou � la demande de la</w:t>
+        <w:rPr>
+          <w:b w:val="0"/>
+          <w:color w:val="000000"/>
+          <w:sz w:val="22"/>
+        </w:rPr>
+        <w:t>Enfin, l'agent de contrele de l'inspection du travail est invite, e l'initiative de l'employeur ou e la demande de la</w:t>
       </w:r>
     </w:p>
     <w:p>
       <w:r>
-        <w:t>majorit� de la d�l�gation du personnel, aux r�unions du CSE :</w:t>
+        <w:rPr>
+          <w:b w:val="0"/>
+          <w:color w:val="000000"/>
+          <w:sz w:val="22"/>
+        </w:rPr>
+        <w:t>majorite de la d'l'gation du personnel, aux reunions du CSE :</w:t>
       </w:r>
     </w:p>
     <w:p>
@@ -480,7 +925,12 @@
         <w:pStyle w:val="ListBullet"/>
       </w:pPr>
       <w:r>
-        <w:t>relatives � la sant�, la s�curit� et aux conditions de travail ; -</w:t>
+        <w:rPr>
+          <w:b w:val="0"/>
+          <w:color w:val="000000"/>
+          <w:sz w:val="22"/>
+        </w:rPr>
+        <w:t>relatives e la sante, la s'curite et aux conditions de travail ;</w:t>
       </w:r>
     </w:p>
     <w:p>
@@ -488,12 +938,22 @@
         <w:pStyle w:val="ListBullet"/>
       </w:pPr>
       <w:r>
-        <w:t>cons�cutives � un accident de travail ayant entra�n� un arr�t de travail d�au moins huit jours ou � une maladie -</w:t>
+        <w:rPr>
+          <w:b w:val="0"/>
+          <w:color w:val="000000"/>
+          <w:sz w:val="22"/>
+        </w:rPr>
+        <w:t>consecutives e un accident de travail ayant entraen' un arret de travail d'au moins huit jours ou e une maladie</w:t>
       </w:r>
     </w:p>
     <w:p>
       <w:r>
-        <w:t>professionnelle ou � caract�re professionnel.</w:t>
+        <w:rPr>
+          <w:b w:val="0"/>
+          <w:color w:val="000000"/>
+          <w:sz w:val="22"/>
+        </w:rPr>
+        <w:t>professionnelle ou e caractere professionnel.</w:t>
       </w:r>
     </w:p>
     <w:p>
@@ -501,12 +961,22 @@
         <w:pStyle w:val="Heading2"/>
       </w:pPr>
       <w:r>
-        <w:t>�LECTIONS ET MANDATS B �</w:t>
+        <w:rPr>
+          <w:b/>
+          <w:color w:val="2F5496"/>
+          <w:sz w:val="24"/>
+        </w:rPr>
+        <w:t>eLECTIONS ET MANDATS B e</w:t>
       </w:r>
     </w:p>
     <w:p>
       <w:r>
-        <w:t>Organisation des �lections 1.</w:t>
+        <w:rPr>
+          <w:b w:val="0"/>
+          <w:color w:val="000000"/>
+          <w:sz w:val="22"/>
+        </w:rPr>
+        <w:t>Organisation des elections 1.</w:t>
       </w:r>
     </w:p>
     <w:p>
@@ -514,37 +984,72 @@
         <w:pStyle w:val="Heading2"/>
       </w:pPr>
       <w:r>
+        <w:rPr>
+          <w:b/>
+          <w:color w:val="2F5496"/>
+          <w:sz w:val="24"/>
+        </w:rPr>
         <w:t>INITIATIVE</w:t>
       </w:r>
     </w:p>
     <w:p>
       <w:r>
+        <w:rPr>
+          <w:b w:val="0"/>
+          <w:color w:val="000000"/>
+          <w:sz w:val="22"/>
+        </w:rPr>
         <w:t>?</w:t>
       </w:r>
     </w:p>
     <w:p>
       <w:r>
-        <w:t>Il appartient � l�employeur d�engager le processus �lectoral d�s lors que les conditions sont remplies. N�anmoins, en</w:t>
+        <w:rPr>
+          <w:b w:val="0"/>
+          <w:color w:val="000000"/>
+          <w:sz w:val="22"/>
+        </w:rPr>
+        <w:t>Il appartient e l'employeur d'engager le processus electoral d's lors que les conditions sont remplies. N'anmoins, en</w:t>
       </w:r>
     </w:p>
     <w:p>
       <w:r>
-        <w:t>l�absence de comit� social et �conomique, l�employeur doit y proc�der � la demande d�un salari� ou d�une organisation</w:t>
+        <w:rPr>
+          <w:b w:val="0"/>
+          <w:color w:val="000000"/>
+          <w:sz w:val="22"/>
+        </w:rPr>
+        <w:t>l'absence de comite social et economique, l'employeur doit y proceder e la demande d'un salarie ou d'une organisation</w:t>
       </w:r>
     </w:p>
     <w:p>
       <w:r>
-        <w:t>syndicale dans le mois suivant la r�ception de cette demande. Lorsque l�employeur a engag� le processus �lectoral et</w:t>
+        <w:rPr>
+          <w:b w:val="0"/>
+          <w:color w:val="000000"/>
+          <w:sz w:val="22"/>
+        </w:rPr>
+        <w:t>syndicale dans le mois suivant la reception de cette demande. Lorsque l'employeur a engage le processus electoral et</w:t>
       </w:r>
     </w:p>
     <w:p>
       <w:r>
-        <w:t>qu�un proc�s-verbal de carence a �t� �tabli, la demande ne peut intervenir qu�� l�issue d�un d�lai de 6 mois apr�s l��ta-</w:t>
+        <w:rPr>
+          <w:b w:val="0"/>
+          <w:color w:val="000000"/>
+          <w:sz w:val="22"/>
+        </w:rPr>
+        <w:t>qu'un proces-verbal de carence a et' etabli, la demande ne peut intervenir qu'e l'issue d'un d'lai de 6 mois apres l'eta-</w:t>
       </w:r>
     </w:p>
     <w:p>
       <w:r>
-        <w:t>blissement de ce proc�s-verbal.</w:t>
+        <w:rPr>
+          <w:b w:val="0"/>
+          <w:color w:val="000000"/>
+          <w:sz w:val="22"/>
+        </w:rPr>
+        <w:t>blissement de ce proces-verbal.</w:t>
       </w:r>
     </w:p>
     <w:p>
@@ -552,32 +1057,62 @@
         <w:pStyle w:val="Heading2"/>
       </w:pPr>
       <w:r>
+        <w:rPr>
+          <w:b/>
+          <w:color w:val="2F5496"/>
+          <w:sz w:val="24"/>
+        </w:rPr>
         <w:t>INFORMATION</w:t>
       </w:r>
     </w:p>
     <w:p>
       <w:r>
+        <w:rPr>
+          <w:b w:val="0"/>
+          <w:color w:val="000000"/>
+          <w:sz w:val="22"/>
+        </w:rPr>
         <w:t>?</w:t>
       </w:r>
     </w:p>
     <w:p>
       <w:r>
-        <w:t>Information du personnel. Lorsque le seuil de 11 salari�s a �t� franchi, l�employeur informe le personnel tous les 4 ans</w:t>
+        <w:rPr>
+          <w:b w:val="0"/>
+          <w:color w:val="000000"/>
+          <w:sz w:val="22"/>
+        </w:rPr>
+        <w:t>Information du personnel. Lorsque le seuil de 11 salaries a et' franchi, l'employeur informe le personnel tous les 4 ans</w:t>
       </w:r>
     </w:p>
     <w:p>
       <w:r>
-        <w:t>de l�organisation des �lections par tout moyen. Le document diffus� pr�cise la date envisag�e pour le premier tour.</w:t>
+        <w:rPr>
+          <w:b w:val="0"/>
+          <w:color w:val="000000"/>
+          <w:sz w:val="22"/>
+        </w:rPr>
+        <w:t>de l'organisation des elections par tout moyen. Le document diffuse precise la date envisagee pour le premier tour.</w:t>
       </w:r>
     </w:p>
     <w:p>
       <w:r>
-        <w:t>Information des syndicats. En vue de la n�gociation de l�accord pr��lectoral et de l��tablissement des listes de leurs</w:t>
+        <w:rPr>
+          <w:b w:val="0"/>
+          <w:color w:val="000000"/>
+          <w:sz w:val="22"/>
+        </w:rPr>
+        <w:t>Information des syndicats. En vue de la n'gociation de l'accord preelectoral et de l'etablissement des listes de leurs</w:t>
       </w:r>
     </w:p>
     <w:p>
       <w:r>
-        <w:t>candidats, l�employeur doit informer :</w:t>
+        <w:rPr>
+          <w:b w:val="0"/>
+          <w:color w:val="000000"/>
+          <w:sz w:val="22"/>
+        </w:rPr>
+        <w:t>candidats, l'employeur doit informer :</w:t>
       </w:r>
     </w:p>
     <w:p>
@@ -585,7 +1120,12 @@
         <w:pStyle w:val="ListBullet"/>
       </w:pPr>
       <w:r>
-        <w:t>les organisations syndicales reconnues repr�sentatives (entreprise ou �tablissement) ; -</w:t>
+        <w:rPr>
+          <w:b w:val="0"/>
+          <w:color w:val="000000"/>
+          <w:sz w:val="22"/>
+        </w:rPr>
+        <w:t>les organisations syndicales reconnues representatives (entreprise ou etablissement) ;</w:t>
       </w:r>
     </w:p>
     <w:p>
@@ -593,7 +1133,12 @@
         <w:pStyle w:val="ListBullet"/>
       </w:pPr>
       <w:r>
-        <w:t>celles ayant constitu� une section syndicale ; -</w:t>
+        <w:rPr>
+          <w:b w:val="0"/>
+          <w:color w:val="000000"/>
+          <w:sz w:val="22"/>
+        </w:rPr>
+        <w:t>celles ayant constitue une section syndicale ;</w:t>
       </w:r>
     </w:p>
     <w:p>
@@ -601,22 +1146,42 @@
         <w:pStyle w:val="ListBullet"/>
       </w:pPr>
       <w:r>
-        <w:t>celles qui satisfont aux crit�res de respect des valeurs r�publicaines et d�ind�pendance, l�galement constitu�es -</w:t>
+        <w:rPr>
+          <w:b w:val="0"/>
+          <w:color w:val="000000"/>
+          <w:sz w:val="22"/>
+        </w:rPr>
+        <w:t>celles qui satisfont aux criteres de respect des valeurs republicaines et d'independance, l'galement constituees</w:t>
       </w:r>
     </w:p>
     <w:p>
       <w:r>
-        <w:t>depuis au moins 2 ans et dont le champ professionnel et g�ographique couvre l�entreprise ou l��tablissement</w:t>
+        <w:rPr>
+          <w:b w:val="0"/>
+          <w:color w:val="000000"/>
+          <w:sz w:val="22"/>
+        </w:rPr>
+        <w:t>depuis au moins 2 ans et dont le champ professionnel et geographique couvre l'entreprise ou l'etablissement</w:t>
       </w:r>
     </w:p>
     <w:p>
       <w:r>
-        <w:t>concern�s.</w:t>
+        <w:rPr>
+          <w:b w:val="0"/>
+          <w:color w:val="000000"/>
+          <w:sz w:val="22"/>
+        </w:rPr>
+        <w:t>concernes.</w:t>
       </w:r>
     </w:p>
     <w:p>
       <w:r>
-        <w:t>Cette invitation doit parvenir au plus tard 15 jours avant la date de la premi�re r�union de n�gociation.</w:t>
+        <w:rPr>
+          <w:b w:val="0"/>
+          <w:color w:val="000000"/>
+          <w:sz w:val="22"/>
+        </w:rPr>
+        <w:t>Cette invitation doit parvenir au plus tard 15 jours avant la date de la premiere reunion de n'gociation.</w:t>
       </w:r>
     </w:p>
     <w:p>
@@ -624,92 +1189,182 @@
         <w:pStyle w:val="Heading2"/>
       </w:pPr>
       <w:r>
-        <w:t>CONCLUSION DE L�ACCORD PR��LECTORAL</w:t>
+        <w:rPr>
+          <w:b/>
+          <w:color w:val="2F5496"/>
+          <w:sz w:val="24"/>
+        </w:rPr>
+        <w:t>CONCLUSION DE L'ACCORD PReeLECTORAL</w:t>
       </w:r>
     </w:p>
     <w:p>
       <w:r>
+        <w:rPr>
+          <w:b w:val="0"/>
+          <w:color w:val="000000"/>
+          <w:sz w:val="22"/>
+        </w:rPr>
         <w:t>?</w:t>
       </w:r>
     </w:p>
     <w:p>
       <w:r>
-        <w:t>L�accord pr��lectoral est conclu entre l�employeur et les organisations syndicales int�ress�es. Son adoption est</w:t>
+        <w:rPr>
+          <w:b w:val="0"/>
+          <w:color w:val="000000"/>
+          <w:sz w:val="22"/>
+        </w:rPr>
+        <w:t>L'accord preelectoral est conclu entre l'employeur et les organisations syndicales interessees. Son adoption est</w:t>
       </w:r>
     </w:p>
     <w:p>
       <w:r>
-        <w:t>subordonn�e � sa signature par la majorit� des organisations syndicales ayant particip� � sa n�gociation. Le protocole</w:t>
+        <w:rPr>
+          <w:b w:val="0"/>
+          <w:color w:val="000000"/>
+          <w:sz w:val="22"/>
+        </w:rPr>
+        <w:t>subordonnee e sa signature par la majorite des organisations syndicales ayant participe e sa n'gociation. Le protocole</w:t>
       </w:r>
     </w:p>
     <w:p>
       <w:r>
-        <w:t>pr��lectoral peut modifier le nombre de si�ges ou le volume des heures de d�l�gation.</w:t>
+        <w:rPr>
+          <w:b w:val="0"/>
+          <w:color w:val="000000"/>
+          <w:sz w:val="22"/>
+        </w:rPr>
+        <w:t>preelectoral peut modifier le nombre de sieges ou le volume des heures de d'l'gation.</w:t>
       </w:r>
     </w:p>
     <w:p>
       <w:r>
-        <w:t>Lorsque le comit� social et �conomique n�a pas �t� mis en place ou renouvel�, un proc�s-verbal de carence est �tabli par</w:t>
+        <w:rPr>
+          <w:b w:val="0"/>
+          <w:color w:val="000000"/>
+          <w:sz w:val="22"/>
+        </w:rPr>
+        <w:t>Lorsque le comite social et economique n'a pas et' mis en place ou renouvele, un proces-verbal de carence est etabli par</w:t>
       </w:r>
     </w:p>
     <w:p>
       <w:r>
-        <w:t>l�employeur. Il en informe les salari�s et en transmet le PV dans les 15 jours � l�agent de contr�le de l�inspection du travail.</w:t>
+        <w:rPr>
+          <w:b w:val="0"/>
+          <w:color w:val="000000"/>
+          <w:sz w:val="22"/>
+        </w:rPr>
+        <w:t>l'employeur. Il en informe les salaries et en transmet le PV dans les 15 jours e l'agent de contrele de l'inspection du travail.</w:t>
       </w:r>
     </w:p>
     <w:p>
       <w:r>
-        <w:t>�lectorat et �ligibilit� 2.</w:t>
+        <w:rPr>
+          <w:b w:val="0"/>
+          <w:color w:val="000000"/>
+          <w:sz w:val="22"/>
+        </w:rPr>
+        <w:t>electorat et eligibilite 2.</w:t>
       </w:r>
     </w:p>
     <w:p>
       <w:r>
-        <w:t>Sont �lecteurs l�ensemble des salari�s, �g�s de 16 ans r�volus, travaillant depuis 3 mois au moins dans l�entreprise et</w:t>
+        <w:rPr>
+          <w:b w:val="0"/>
+          <w:color w:val="000000"/>
+          <w:sz w:val="22"/>
+        </w:rPr>
+        <w:t>Sont electeurs l'ensemble des salaries, eges de 16 ans revolus, travaillant depuis 3 mois au moins dans l'entreprise et</w:t>
       </w:r>
     </w:p>
     <w:p>
       <w:r>
-        <w:t>n�ayant fait l�objet d�aucune interdiction, d�ch�ance ou incapacit� relatives � leurs droits civiques.</w:t>
+        <w:rPr>
+          <w:b w:val="0"/>
+          <w:color w:val="000000"/>
+          <w:sz w:val="22"/>
+        </w:rPr>
+        <w:t>n'ayant fait l'objet d'aucune interdiction, d'cheance ou incapacite relatives e leurs droits civiques.</w:t>
       </w:r>
     </w:p>
     <w:p>
       <w:r>
-        <w:t>Sont �ligibles les �lecteurs �g�s de 18 ans r�volus, et travaillant dans l�entreprise depuis 1 an au moins, � l�exception des</w:t>
+        <w:rPr>
+          <w:b w:val="0"/>
+          <w:color w:val="000000"/>
+          <w:sz w:val="22"/>
+        </w:rPr>
+        <w:t>Sont eligibles les electeurs eges de 18 ans revolus, et travaillant dans l'entreprise depuis 1 an au moins, e l'exception des</w:t>
       </w:r>
     </w:p>
     <w:p>
       <w:r>
-        <w:t>conjoints, partenaires d�un pacte civil de solidarit�, concubins, ascendants, descendants, fr�res, s�urs et alli�s au m�me</w:t>
+        <w:rPr>
+          <w:b w:val="0"/>
+          <w:color w:val="000000"/>
+          <w:sz w:val="22"/>
+        </w:rPr>
+        <w:t>conjoints, partenaires d'un pacte civil de solidarite, concubins, ascendants, descendants, freres, s'urs et allies au m'me</w:t>
       </w:r>
     </w:p>
     <w:p>
       <w:r>
-        <w:t>degr� de l�employeur, ainsi que des salari�s qui disposent d�une d�l�gation �crite particuli�re d�autorit� leur permettant</w:t>
+        <w:rPr>
+          <w:b w:val="0"/>
+          <w:color w:val="000000"/>
+          <w:sz w:val="22"/>
+        </w:rPr>
+        <w:t>degre de l'employeur, ainsi que des salaries qui disposent d'une d'l'gation ecrite particuliere d'autorite leur permettant</w:t>
       </w:r>
     </w:p>
     <w:p>
       <w:r>
-        <w:t>d��tre assimil�s au chef d�entreprise ou qui le repr�sentent effectivement devant le comit� social et �conomique. Les</w:t>
+        <w:rPr>
+          <w:b w:val="0"/>
+          <w:color w:val="000000"/>
+          <w:sz w:val="22"/>
+        </w:rPr>
+        <w:t>d'etre assimiles au chef d'entreprise ou qui le representent effectivement devant le comite social et economique. Les</w:t>
       </w:r>
     </w:p>
     <w:p>
       <w:r>
-        <w:t>listes doivent proposer une repr�sentation �quilibr�e des femmes et des hommes telle que d�finie � l�article L 2314-30 du</w:t>
+        <w:rPr>
+          <w:b w:val="0"/>
+          <w:color w:val="000000"/>
+          <w:sz w:val="22"/>
+        </w:rPr>
+        <w:t>listes doivent proposer une representation equilibree des femmes et des hommes telle que d'finie e l'article L 2314-30 du</w:t>
       </w:r>
     </w:p>
     <w:p>
       <w:r>
+        <w:rPr>
+          <w:b w:val="0"/>
+          <w:color w:val="000000"/>
+          <w:sz w:val="22"/>
+        </w:rPr>
         <w:t>Code du travail.</w:t>
       </w:r>
     </w:p>
     <w:p>
       <w:r>
+        <w:rPr>
+          <w:b w:val="0"/>
+          <w:color w:val="000000"/>
+          <w:sz w:val="22"/>
+        </w:rPr>
         <w:t>DCGUE3F.qxp_DCGUE3F 24/07/2025 10:26 Page 105</w:t>
       </w:r>
     </w:p>
     <w:p>
       <w:r>
-        <w:t>Dur�e du mandat 3.</w:t>
+        <w:rPr>
+          <w:b w:val="0"/>
+          <w:color w:val="000000"/>
+          <w:sz w:val="22"/>
+        </w:rPr>
+        <w:t>Duree du mandat 3.</w:t>
       </w:r>
     </w:p>
     <w:p>
@@ -717,51 +1372,101 @@
         <w:pStyle w:val="Heading2"/>
       </w:pPr>
       <w:r>
-        <w:t>DUR�E DE PRINCIPE</w:t>
+        <w:rPr>
+          <w:b/>
+          <w:color w:val="006100"/>
+          <w:sz w:val="24"/>
+        </w:rPr>
+        <w:t>DUReE DE PRINCIPE</w:t>
       </w:r>
     </w:p>
     <w:p>
       <w:r>
+        <w:rPr>
+          <w:b w:val="0"/>
+          <w:color w:val="006100"/>
+          <w:sz w:val="22"/>
+        </w:rPr>
         <w:t>?</w:t>
       </w:r>
     </w:p>
     <w:p>
       <w:r>
-        <w:t>Les membres de la d�l�gation du personnel du comit� social et �conomique sont �lus pour 4 ans. Le nombre de mandats</w:t>
+        <w:rPr>
+          <w:b w:val="0"/>
+          <w:color w:val="006100"/>
+          <w:sz w:val="22"/>
+        </w:rPr>
+        <w:t>Les membres de la d'l'gation du personnel du comite social et economique sont elus pour 4 ans. Le nombre de mandats</w:t>
       </w:r>
     </w:p>
     <w:p>
       <w:r>
-        <w:t>successifs est limit� � 3, except� pour les entreprises de moins de 50 salari�s. Il peut �tre d�rog� � cette limitation par</w:t>
+        <w:rPr>
+          <w:b w:val="0"/>
+          <w:color w:val="006100"/>
+          <w:sz w:val="22"/>
+        </w:rPr>
+        <w:t>successifs est limite e 3, excepte pour les entreprises de moins de 50 salaries. Il peut etre d'roge e cette limitation par</w:t>
       </w:r>
     </w:p>
     <w:p>
       <w:r>
+        <w:rPr>
+          <w:b w:val="0"/>
+          <w:color w:val="006100"/>
+          <w:sz w:val="22"/>
+        </w:rPr>
         <w:t>accord collectif.</w:t>
       </w:r>
     </w:p>
     <w:p>
       <w:r>
-        <w:t>Par d�rogation au principe, un accord de branche, un accord de groupe ou un accord d�entreprise peut fixer une dur�e du</w:t>
+        <w:rPr>
+          <w:b w:val="0"/>
+          <w:color w:val="006100"/>
+          <w:sz w:val="22"/>
+        </w:rPr>
+        <w:t>Par d'rogation au principe, un accord de branche, un accord de groupe ou un accord d'entreprise peut fixer une duree du</w:t>
       </w:r>
     </w:p>
     <w:p>
       <w:r>
-        <w:t>mandat des repr�sentants du personnel au comit� comprise entre 2 et 4 ans.</w:t>
+        <w:rPr>
+          <w:b w:val="0"/>
+          <w:color w:val="006100"/>
+          <w:sz w:val="22"/>
+        </w:rPr>
+        <w:t>mandat des representants du personnel au comite comprise entre 2 et 4 ans.</w:t>
       </w:r>
     </w:p>
     <w:p>
       <w:r>
-        <w:t>� noter qu�en cas de modification dans la situation juridique de l�employeur, le mandat des membres �lus de la</w:t>
+        <w:rPr>
+          <w:b w:val="0"/>
+          <w:color w:val="006100"/>
+          <w:sz w:val="22"/>
+        </w:rPr>
+        <w:t>e noter qu'en cas de modification dans la situation juridique de l'employeur, le mandat des membres elus de la</w:t>
       </w:r>
     </w:p>
     <w:p>
       <w:r>
-        <w:t>d�l�gation du personnel du comit� social et �conomique et des repr�sentants syndicaux de l�entreprise subsiste lorsque</w:t>
+        <w:rPr>
+          <w:b w:val="0"/>
+          <w:color w:val="006100"/>
+          <w:sz w:val="22"/>
+        </w:rPr>
+        <w:t>d'l'gation du personnel du comite social et economique et des representants syndicaux de l'entreprise subsiste lorsque</w:t>
       </w:r>
     </w:p>
     <w:p>
       <w:r>
+        <w:rPr>
+          <w:b w:val="0"/>
+          <w:color w:val="006100"/>
+          <w:sz w:val="22"/>
+        </w:rPr>
         <w:t>cette entreprise conserve son autonomie juridique.</w:t>
       </w:r>
     </w:p>
@@ -770,51 +1475,101 @@
         <w:pStyle w:val="Heading2"/>
       </w:pPr>
       <w:r>
+        <w:rPr>
+          <w:b/>
+          <w:color w:val="2F5496"/>
+          <w:sz w:val="24"/>
+        </w:rPr>
         <w:t>FIN DU MANDAT</w:t>
       </w:r>
     </w:p>
     <w:p>
       <w:r>
+        <w:rPr>
+          <w:b w:val="0"/>
+          <w:color w:val="000000"/>
+          <w:sz w:val="22"/>
+        </w:rPr>
         <w:t>?</w:t>
       </w:r>
     </w:p>
     <w:p>
       <w:r>
-        <w:t>Les fonctions prennent fin au terme du mandat. Elles peuvent aussi cesser par le d�c�s, la d�mission, la rupture du</w:t>
+        <w:rPr>
+          <w:b w:val="0"/>
+          <w:color w:val="000000"/>
+          <w:sz w:val="22"/>
+        </w:rPr>
+        <w:t>Les fonctions prennent fin au terme du mandat. Elles peuvent aussi cesser par le d'c's, la d'mission, la rupture du</w:t>
       </w:r>
     </w:p>
     <w:p>
       <w:r>
-        <w:t>contrat de travail, la perte des conditions requises pour �tre �ligible. Par ailleurs, tout membre de la d�l�gation du</w:t>
+        <w:rPr>
+          <w:b w:val="0"/>
+          <w:color w:val="000000"/>
+          <w:sz w:val="22"/>
+        </w:rPr>
+        <w:t>contrat de travail, la perte des conditions requises pour etre eligible. Par ailleurs, tout membre de la d'l'gation du</w:t>
       </w:r>
     </w:p>
     <w:p>
       <w:r>
-        <w:t>personnel peut �tre r�voqu� en cours de mandat sur proposition faite par l�organisation syndicale qui l�a pr�sent�, avec</w:t>
+        <w:rPr>
+          <w:b w:val="0"/>
+          <w:color w:val="000000"/>
+          <w:sz w:val="22"/>
+        </w:rPr>
+        <w:t>personnel peut etre revoque en cours de mandat sur proposition faite par l'organisation syndicale qui l'a presente, avec</w:t>
       </w:r>
     </w:p>
     <w:p>
       <w:r>
-        <w:t>l�accord obtenu au scrutin secret de la majorit� du coll�ge �lectoral auquel il appartient.</w:t>
+        <w:rPr>
+          <w:b w:val="0"/>
+          <w:color w:val="000000"/>
+          <w:sz w:val="22"/>
+        </w:rPr>
+        <w:t>l'accord obtenu au scrutin secret de la majorite du college electoral auquel il appartient.</w:t>
       </w:r>
     </w:p>
     <w:p>
       <w:r>
-        <w:t>Lorsqu�un d�l�gu� titulaire cesse ses fonctions, il est remplac� par un suppl�ant �lu sur une liste pr�sent�e par la m�me</w:t>
+        <w:rPr>
+          <w:b w:val="0"/>
+          <w:color w:val="000000"/>
+          <w:sz w:val="22"/>
+        </w:rPr>
+        <w:t>Lorsqu'un d'l'gue titulaire cesse ses fonctions, il est remplace par un suppleant elu sur une liste presentee par la m'me</w:t>
       </w:r>
     </w:p>
     <w:p>
       <w:r>
-        <w:t>organisation syndicale que celle de ce titulaire. S�il n�existe pas de suppl�ant �lu sur une liste pr�sent�e par l�organisation</w:t>
+        <w:rPr>
+          <w:b w:val="0"/>
+          <w:color w:val="000000"/>
+          <w:sz w:val="22"/>
+        </w:rPr>
+        <w:t>organisation syndicale que celle de ce titulaire. S'il n'existe pas de suppleant elu sur une liste presentee par l'organisation</w:t>
       </w:r>
     </w:p>
     <w:p>
       <w:r>
-        <w:t>syndicale qui a pr�sent� le titulaire, le remplacement est assur� par un candidat non �lu pr�sent� par la m�me</w:t>
+        <w:rPr>
+          <w:b w:val="0"/>
+          <w:color w:val="000000"/>
+          <w:sz w:val="22"/>
+        </w:rPr>
+        <w:t>syndicale qui a presente le titulaire, le remplacement est assure par un candidat non elu presente par la m'me</w:t>
       </w:r>
     </w:p>
     <w:p>
       <w:r>
+        <w:rPr>
+          <w:b w:val="0"/>
+          <w:color w:val="000000"/>
+          <w:sz w:val="22"/>
+        </w:rPr>
         <w:t>organisation.</w:t>
       </w:r>
     </w:p>
@@ -823,7 +1578,12 @@
         <w:pStyle w:val="Heading2"/>
       </w:pPr>
       <w:r>
-        <w:t>LES COMMISSIONS DU CSE C �</w:t>
+        <w:rPr>
+          <w:b/>
+          <w:color w:val="2F5496"/>
+          <w:sz w:val="24"/>
+        </w:rPr>
+        <w:t>LES COMMISSIONS DU CSE C e</w:t>
       </w:r>
     </w:p>
     <w:p>
@@ -831,37 +1591,72 @@
         <w:pStyle w:val="Heading2"/>
       </w:pPr>
       <w:r>
-        <w:t>COMMISSION SANT�, S�CURIT� ET CONDITIONS DE TRAVAIL</w:t>
+        <w:rPr>
+          <w:b/>
+          <w:color w:val="7030A0"/>
+          <w:sz w:val="24"/>
+        </w:rPr>
+        <w:t>COMMISSION SANTe, S'CURITe ET CONDITIONS DE TRAVAIL</w:t>
       </w:r>
     </w:p>
     <w:p>
       <w:r>
+        <w:rPr>
+          <w:b w:val="0"/>
+          <w:color w:val="7030A0"/>
+          <w:sz w:val="22"/>
+        </w:rPr>
         <w:t>?</w:t>
       </w:r>
     </w:p>
     <w:p>
       <w:r>
-        <w:t>Une commission sant�, s�curit� et conditions de travail doit �tre cr��e dans les entreprises et �tablissement d�au moins</w:t>
+        <w:rPr>
+          <w:b w:val="0"/>
+          <w:color w:val="7030A0"/>
+          <w:sz w:val="22"/>
+        </w:rPr>
+        <w:t>Une commission sante, s'curite et conditions de travail doit etre creee dans les entreprises et etablissement d'au moins</w:t>
       </w:r>
     </w:p>
     <w:p>
       <w:r>
-        <w:t>300 salari�s. En dessous de ce seuil, l�inspecteur du travail peut l�imposer en raison de la nature de l�activit�. La</w:t>
+        <w:rPr>
+          <w:b w:val="0"/>
+          <w:color w:val="7030A0"/>
+          <w:sz w:val="22"/>
+        </w:rPr>
+        <w:t>300 salaries. En dessous de ce seuil, l'inspecteur du travail peut l'imposer en raison de la nature de l'activite. La</w:t>
       </w:r>
     </w:p>
     <w:p>
       <w:r>
-        <w:t>commission exerce les attributions du CSE relevant de sa comp�tence. Pr�sid�e par l�employeur, elle comprend au</w:t>
+        <w:rPr>
+          <w:b w:val="0"/>
+          <w:color w:val="7030A0"/>
+          <w:sz w:val="22"/>
+        </w:rPr>
+        <w:t>commission exerce les attributions du CSE relevant de sa competence. Presidee par l'employeur, elle comprend au</w:t>
       </w:r>
     </w:p>
     <w:p>
       <w:r>
-        <w:t>minimum 3 membres d�sign�s par le comit� parmi ses membres. � d�faut d�accord collectif, il appartient au r�glement</w:t>
+        <w:rPr>
+          <w:b w:val="0"/>
+          <w:color w:val="7030A0"/>
+          <w:sz w:val="22"/>
+        </w:rPr>
+        <w:t>minimum 3 membres d'signes par le comite parmi ses membres. e d'faut d'accord collectif, il appartient au reglement</w:t>
       </w:r>
     </w:p>
     <w:p>
       <w:r>
-        <w:t>int�rieur du CSE d�finir les missions d�l�gu�es � la commission, ses modalit�s de fonctionnement et ses moyens.</w:t>
+        <w:rPr>
+          <w:b w:val="0"/>
+          <w:color w:val="7030A0"/>
+          <w:sz w:val="22"/>
+        </w:rPr>
+        <w:t>interieur du CSE d'finir les missions d'l'guees e la commission, ses modalites de fonctionnement et ses moyens.</w:t>
       </w:r>
     </w:p>
     <w:p>
@@ -869,22 +1664,42 @@
         <w:pStyle w:val="Heading2"/>
       </w:pPr>
       <w:r>
-        <w:t>COMMISSION �CONOMIQUE</w:t>
+        <w:rPr>
+          <w:b/>
+          <w:color w:val="2F5496"/>
+          <w:sz w:val="24"/>
+        </w:rPr>
+        <w:t>COMMISSION eCONOMIQUE</w:t>
       </w:r>
     </w:p>
     <w:p>
       <w:r>
+        <w:rPr>
+          <w:b w:val="0"/>
+          <w:color w:val="000000"/>
+          <w:sz w:val="22"/>
+        </w:rPr>
         <w:t>?</w:t>
       </w:r>
     </w:p>
     <w:p>
       <w:r>
-        <w:t>En l�absence d�accord, une commission �conomique est cr��e dans les entreprises d�au moins 1 000 salari�s. Cette</w:t>
+        <w:rPr>
+          <w:b w:val="0"/>
+          <w:color w:val="000000"/>
+          <w:sz w:val="22"/>
+        </w:rPr>
+        <w:t>En l'absence d'accord, une commission economique est creee dans les entreprises d'au moins 1 000 salaries. Cette</w:t>
       </w:r>
     </w:p>
     <w:p>
       <w:r>
-        <w:t>commission est charg�e, notamment, d��tudier les documents �conomiques et financiers recueillis par le comit�.</w:t>
+        <w:rPr>
+          <w:b w:val="0"/>
+          <w:color w:val="000000"/>
+          <w:sz w:val="22"/>
+        </w:rPr>
+        <w:t>commission est chargee, notamment, d'etudier les documents economiques et financiers recueillis par le comite.</w:t>
       </w:r>
     </w:p>
     <w:p>
@@ -892,27 +1707,52 @@
         <w:pStyle w:val="Heading2"/>
       </w:pPr>
       <w:r>
+        <w:rPr>
+          <w:b/>
+          <w:color w:val="2F5496"/>
+          <w:sz w:val="24"/>
+        </w:rPr>
         <w:t>COMMISSION DE LA FORMATION</w:t>
       </w:r>
     </w:p>
     <w:p>
       <w:r>
+        <w:rPr>
+          <w:b w:val="0"/>
+          <w:color w:val="000000"/>
+          <w:sz w:val="22"/>
+        </w:rPr>
         <w:t>?</w:t>
       </w:r>
     </w:p>
     <w:p>
       <w:r>
-        <w:t>En l�absence d�accord, une commission de la formation est institu�e dans les entreprises d�au moins 300 salari�s. Elle est</w:t>
+        <w:rPr>
+          <w:b w:val="0"/>
+          <w:color w:val="000000"/>
+          <w:sz w:val="22"/>
+        </w:rPr>
+        <w:t>En l'absence d'accord, une commission de la formation est instituee dans les entreprises d'au moins 300 salaries. Elle est</w:t>
       </w:r>
     </w:p>
     <w:p>
       <w:r>
-        <w:t>charg�e de pr�parer les d�lib�rations du comit� dans les domaines de sa comp�tence et d��tudier les moyens permettant</w:t>
+        <w:rPr>
+          <w:b w:val="0"/>
+          <w:color w:val="000000"/>
+          <w:sz w:val="22"/>
+        </w:rPr>
+        <w:t>chargee de preparer les d'liberations du comite dans les domaines de sa competence et d'etudier les moyens permettant</w:t>
       </w:r>
     </w:p>
     <w:p>
       <w:r>
-        <w:t>de favoriser l�expression des salari�s en mati�re de formation.</w:t>
+        <w:rPr>
+          <w:b w:val="0"/>
+          <w:color w:val="000000"/>
+          <w:sz w:val="22"/>
+        </w:rPr>
+        <w:t>de favoriser l'expression des salaries en matiere de formation.</w:t>
       </w:r>
     </w:p>
     <w:p>
@@ -920,17 +1760,32 @@
         <w:pStyle w:val="Heading2"/>
       </w:pPr>
       <w:r>
-        <w:t>COMMISSION DE L��GALIT� PROFESSIONNELLE</w:t>
+        <w:rPr>
+          <w:b/>
+          <w:color w:val="2F5496"/>
+          <w:sz w:val="24"/>
+        </w:rPr>
+        <w:t>COMMISSION DE L'eGALITe PROFESSIONNELLE</w:t>
       </w:r>
     </w:p>
     <w:p>
       <w:r>
+        <w:rPr>
+          <w:b w:val="0"/>
+          <w:color w:val="000000"/>
+          <w:sz w:val="22"/>
+        </w:rPr>
         <w:t>?</w:t>
       </w:r>
     </w:p>
     <w:p>
       <w:r>
-        <w:t>En l�absence d�accord, une commission de l��galit� est mise en place dans les entreprises d�au moins 300 salari�s.</w:t>
+        <w:rPr>
+          <w:b w:val="0"/>
+          <w:color w:val="000000"/>
+          <w:sz w:val="22"/>
+        </w:rPr>
+        <w:t>En l'absence d'accord, une commission de l'egalite est mise en place dans les entreprises d'au moins 300 salaries.</w:t>
       </w:r>
     </w:p>
     <w:p>
@@ -938,7 +1793,12 @@
         <w:pStyle w:val="Heading2"/>
       </w:pPr>
       <w:r>
-        <w:t>LES ATTRIBUTIONS DU CSE III �</w:t>
+        <w:rPr>
+          <w:b/>
+          <w:color w:val="2F5496"/>
+          <w:sz w:val="24"/>
+        </w:rPr>
+        <w:t>LES ATTRIBUTIONS DU CSE III e</w:t>
       </w:r>
     </w:p>
     <w:p>
@@ -946,17 +1806,32 @@
         <w:pStyle w:val="Heading2"/>
       </w:pPr>
       <w:r>
-        <w:t>R�GLES G�N�RALES A �</w:t>
+        <w:rPr>
+          <w:b/>
+          <w:color w:val="2F5496"/>
+          <w:sz w:val="24"/>
+        </w:rPr>
+        <w:t>ReGLES GeN'RALES A e</w:t>
       </w:r>
     </w:p>
     <w:p>
       <w:r>
-        <w:t>Attributions du comit� social et �conomique dans les entreprises d�au moins 11 salari�s et de moins de 50 salari�s 1.</w:t>
+        <w:rPr>
+          <w:b w:val="0"/>
+          <w:color w:val="000000"/>
+          <w:sz w:val="22"/>
+        </w:rPr>
+        <w:t>Attributions du comite social et economique dans les entreprises d'au moins 11 salaries et de moins de 50 salaries 1.</w:t>
       </w:r>
     </w:p>
     <w:p>
       <w:r>
-        <w:t>La d�l�gation du personnel au comit� social et �conomique a pour mission :</w:t>
+        <w:rPr>
+          <w:b w:val="0"/>
+          <w:color w:val="000000"/>
+          <w:sz w:val="22"/>
+        </w:rPr>
+        <w:t>La d'l'gation du personnel au comite social et economique a pour mission :</w:t>
       </w:r>
     </w:p>
     <w:p>
@@ -964,17 +1839,32 @@
         <w:pStyle w:val="ListBullet"/>
       </w:pPr>
       <w:r>
-        <w:t>de pr�senter � l�employeur les r�clamations individuelles ou collectives relatives aux salaires, � l�application du -</w:t>
+        <w:rPr>
+          <w:b w:val="0"/>
+          <w:color w:val="000000"/>
+          <w:sz w:val="22"/>
+        </w:rPr>
+        <w:t>de presenter e l'employeur les reclamations individuelles ou collectives relatives aux salaires, e l'application du</w:t>
       </w:r>
     </w:p>
     <w:p>
       <w:r>
-        <w:t>code du travail et des autres dispositions l�gales concernant notamment la protection sociale, ainsi que des</w:t>
+        <w:rPr>
+          <w:b w:val="0"/>
+          <w:color w:val="000000"/>
+          <w:sz w:val="22"/>
+        </w:rPr>
+        <w:t>code du travail et des autres dispositions l'gales concernant notamment la protection sociale, ainsi que des</w:t>
       </w:r>
     </w:p>
     <w:p>
       <w:r>
-        <w:t>conventions et accords applicables dans l�entreprise ;</w:t>
+        <w:rPr>
+          <w:b w:val="0"/>
+          <w:color w:val="000000"/>
+          <w:sz w:val="22"/>
+        </w:rPr>
+        <w:t>conventions et accords applicables dans l'entreprise ;</w:t>
       </w:r>
     </w:p>
     <w:p>
@@ -982,102 +1872,194 @@
         <w:pStyle w:val="ListBullet"/>
       </w:pPr>
       <w:r>
-        <w:t>de contribuer � promouvoir la sant�, la s�curit� et les conditions de travail dans l�entreprise et de r�aliser des -</w:t>
+        <w:rPr>
+          <w:b w:val="0"/>
+          <w:color w:val="000000"/>
+          <w:sz w:val="22"/>
+        </w:rPr>
+        <w:t>de contribuer e promouvoir la sante, la s'curite et les conditions de travail dans l'entreprise et de realiser des</w:t>
       </w:r>
     </w:p>
     <w:p>
       <w:r>
-        <w:t>enqu�tes en mati�re d�accidents du travail ou de maladies professionnelles ou � caract�re professionnel ;</w:t>
+        <w:rPr>
+          <w:b w:val="0"/>
+          <w:color w:val="000000"/>
+          <w:sz w:val="22"/>
+        </w:rPr>
+        <w:t>enquetes en matiere d'accidents du travail ou de maladies professionnelles ou e caractere professionnel ;</w:t>
       </w:r>
     </w:p>
     <w:p>
       <w:r>
-        <w:t>Les membres de la d�l�gation du personnel du comit� peuvent saisir l�inspection du travail de toutes les plaintes et</w:t>
+        <w:rPr>
+          <w:b w:val="0"/>
+          <w:color w:val="000000"/>
+          <w:sz w:val="22"/>
+        </w:rPr>
+        <w:t>Les membres de la d'l'gation du personnel du comite peuvent saisir l'inspection du travail de toutes les plaintes et</w:t>
       </w:r>
     </w:p>
     <w:p>
       <w:r>
-        <w:t>observations relatives � l�application des dispositions l�gales dont elle est charg�e d�assurer le contr�le ;</w:t>
+        <w:rPr>
+          <w:b w:val="0"/>
+          <w:color w:val="000000"/>
+          <w:sz w:val="22"/>
+        </w:rPr>
+        <w:t>observations relatives e l'application des dispositions l'gales dont elle est chargee d'assurer le contrele ;</w:t>
       </w:r>
     </w:p>
     <w:p>
       <w:r>
-        <w:t>Enfin, la d�l�gation exerce le droit d�alerte.</w:t>
+        <w:rPr>
+          <w:b w:val="0"/>
+          <w:color w:val="000000"/>
+          <w:sz w:val="22"/>
+        </w:rPr>
+        <w:t>Enfin, la d'l'gation exerce le droit d'alerte.</w:t>
       </w:r>
     </w:p>
     <w:p>
       <w:r>
-        <w:t>Attributions g�n�rales dans les entreprises d�au moins 50 salari�s 2.</w:t>
+        <w:rPr>
+          <w:b w:val="0"/>
+          <w:color w:val="000000"/>
+          <w:sz w:val="22"/>
+        </w:rPr>
+        <w:t>Attributions gen'rales dans les entreprises d'au moins 50 salaries 2.</w:t>
       </w:r>
     </w:p>
     <w:p>
       <w:r>
-        <w:t>a) Attributions g�n�rales</w:t>
+        <w:rPr>
+          <w:b w:val="0"/>
+          <w:color w:val="000000"/>
+          <w:sz w:val="22"/>
+        </w:rPr>
+        <w:t>a) Attributions gen'rales</w:t>
       </w:r>
     </w:p>
     <w:p>
       <w:r>
-        <w:t>Le comit� social et �conomique a pour mission d�assurer une expression collective des salari�s, permettant la prise en</w:t>
+        <w:rPr>
+          <w:b w:val="0"/>
+          <w:color w:val="000000"/>
+          <w:sz w:val="22"/>
+        </w:rPr>
+        <w:t>Le comite social et economique a pour mission d'assurer une expression collective des salaries, permettant la prise en</w:t>
       </w:r>
     </w:p>
     <w:p>
       <w:r>
-        <w:t>compte permanente de leurs int�r�ts dans les d�cisions relatives � la gestion et � l��volution �conomique et financi�re de</w:t>
+        <w:rPr>
+          <w:b w:val="0"/>
+          <w:color w:val="000000"/>
+          <w:sz w:val="22"/>
+        </w:rPr>
+        <w:t>compte permanente de leurs interets dans les d'cisions relatives e la gestion et e l'evolution economique et financiere de</w:t>
       </w:r>
     </w:p>
     <w:p>
       <w:r>
-        <w:t>l�entreprise, � l�organisation du travail, � la formation professionnelle et aux techniques de production.</w:t>
+        <w:rPr>
+          <w:b w:val="0"/>
+          <w:color w:val="000000"/>
+          <w:sz w:val="22"/>
+        </w:rPr>
+        <w:t>l'entreprise, e l'organisation du travail, e la formation professionnelle et aux techniques de production.</w:t>
       </w:r>
     </w:p>
     <w:p>
       <w:r>
-        <w:t>Le comit� est inform� et consult� sur les questions int�ressant l�organisation, la gestion et la marche g�n�rale de l�entre-</w:t>
+        <w:rPr>
+          <w:b w:val="0"/>
+          <w:color w:val="000000"/>
+          <w:sz w:val="22"/>
+        </w:rPr>
+        <w:t>Le comite est informe et consulte sur les questions interessant l'organisation, la gestion et la marche gen'rale de l'entre-</w:t>
       </w:r>
     </w:p>
     <w:p>
       <w:r>
-        <w:t>prise. Le comit� s�int�resse, notamment, aux mesures de nature � affecter le volume ou la structure des effectifs, la</w:t>
+        <w:rPr>
+          <w:b w:val="0"/>
+          <w:color w:val="000000"/>
+          <w:sz w:val="22"/>
+        </w:rPr>
+        <w:t>prise. Le comite s'interesse, notamment, aux mesures de nature e affecter le volume ou la structure des effectifs, la</w:t>
       </w:r>
     </w:p>
     <w:p>
       <w:r>
-        <w:t>modification de son organisation �conomique ou juridique, aux conditions d�emploi, de travail, notamment � la dur�e</w:t>
+        <w:rPr>
+          <w:b w:val="0"/>
+          <w:color w:val="000000"/>
+          <w:sz w:val="22"/>
+        </w:rPr>
+        <w:t>modification de son organisation economique ou juridique, aux conditions d'emploi, de travail, notamment e la duree</w:t>
       </w:r>
     </w:p>
     <w:p>
       <w:r>
-        <w:t>du travail, et � la formation professionnelle, � l�introduction de nouvelles technologies, � tout am�nagement important</w:t>
+        <w:rPr>
+          <w:b w:val="0"/>
+          <w:color w:val="000000"/>
+          <w:sz w:val="22"/>
+        </w:rPr>
+        <w:t>du travail, et e la formation professionnelle, e l'introduction de nouvelles technologies, e tout amenagement important</w:t>
       </w:r>
     </w:p>
     <w:p>
       <w:r>
-        <w:t>modifiant les conditions de sant� et de s�curit� ou les conditions de travail...</w:t>
+        <w:rPr>
+          <w:b w:val="0"/>
+          <w:color w:val="000000"/>
+          <w:sz w:val="22"/>
+        </w:rPr>
+        <w:t>modifiant les conditions de sante et de s'curite ou les conditions de travail...</w:t>
       </w:r>
     </w:p>
     <w:p>
       <w:r>
+        <w:rPr>
+          <w:b w:val="0"/>
+          <w:color w:val="000000"/>
+          <w:sz w:val="22"/>
+        </w:rPr>
         <w:t>106</w:t>
       </w:r>
     </w:p>
     <w:p>
       <w:r>
-        <w:t>�ditions Corroy � 4 rue de Villars, 42000 Saint-�tienne � 04 77 79 92 46 � infos@editions-corroy.fr</w:t>
+        <w:rPr>
+          <w:b w:val="0"/>
+          <w:color w:val="000000"/>
+          <w:sz w:val="22"/>
+        </w:rPr>
+        <w:t>editions Corroy e 4 rue de Villars, 42000 Saint-etienne e 04 77 79 92 46 e infos@editions-corroy.fr</w:t>
       </w:r>
     </w:p>
     <w:p>
       <w:r>
-        <w:t>COLLECTION DCG UE 3 � Droit social - Fiches de cours</w:t>
+        <w:rPr>
+          <w:b w:val="0"/>
+          <w:color w:val="000000"/>
+          <w:sz w:val="22"/>
+        </w:rPr>
+        <w:t>COLLECTION DCG UE 3 e Droit social - Fiches de cours</w:t>
       </w:r>
     </w:p>
     <w:p>
       <w:r>
+        <w:rPr>
+          <w:b w:val="0"/>
+          <w:color w:val="000000"/>
+          <w:sz w:val="22"/>
+        </w:rPr>
         <w:t>DCGUE3F.qxp_DCGUE3F 24/07/2025 10:26 Page 106</w:t>
       </w:r>
     </w:p>
-    <w:p/>
-    <w:p/>
-    <w:p/>
     <w:p/>
     <w:sectPr>
       <w:pgSz w:w="12240" w:h="15840"/>

--- a/droit social dcg/24- Comit social et conomique - CSE.docx
+++ b/droit social dcg/24- Comit social et conomique - CSE.docx
@@ -13,7 +13,7 @@
           <w:color w:val="1F4E79"/>
           <w:sz w:val="34"/>
         </w:rPr>
-        <w:t>FICHE 24 : LE COMITe SOCIAL ET eCONOMIQUE</w:t>
+        <w:t>FICHE 24 : LE COMITÉ SOCIAL ET ÉCONOMIQUE</w:t>
       </w:r>
     </w:p>
     <w:p/>
@@ -27,7 +27,7 @@
           <w:color w:val="2F5496"/>
           <w:sz w:val="24"/>
         </w:rPr>
-        <w:t>MISE EN PLACE DU CSE I e</w:t>
+        <w:t>MISE EN PLACE DU CSE I •</w:t>
       </w:r>
     </w:p>
     <w:p>
@@ -40,7 +40,7 @@
           <w:color w:val="2F5496"/>
           <w:sz w:val="24"/>
         </w:rPr>
-        <w:t>CHAMP D'APPLICATION A e</w:t>
+        <w:t>CHAMP D'APPLICATION A •</w:t>
       </w:r>
     </w:p>
     <w:p/>
@@ -51,7 +51,7 @@
           <w:color w:val="000000"/>
           <w:sz w:val="22"/>
         </w:rPr>
-        <w:t>Les ordonnances du 22 septembre 2017 ont proced' e une fusion des institutions representatives du personnel (DP / CE /</w:t>
+        <w:t>Les ordonnances du 22 septembre 2017 ont procédé à une fusion des institutions représentatives du personnel (DP / CE /</w:t>
       </w:r>
     </w:p>
     <w:p>
@@ -61,7 +61,7 @@
           <w:color w:val="000000"/>
           <w:sz w:val="22"/>
         </w:rPr>
-        <w:t>CHSCT) au sein d'un comite social et economique. Sa mise en place est obligatoire, dans l'ensemble des entreprises de</w:t>
+        <w:t>CHSCT) au sein d'un comité social et économique. Sa mise en place est obligatoire, dans l'ensemble des entreprises de</w:t>
       </w:r>
     </w:p>
     <w:p>
@@ -71,7 +71,7 @@
           <w:color w:val="000000"/>
           <w:sz w:val="22"/>
         </w:rPr>
-        <w:t>droit prive qui y sont assujetties, sans distinction de leur forme ou de leur objet (association, societ's civiles ou</w:t>
+        <w:t>droit privé qui y sont assujetties, sans distinction de leur forme ou de leur objet (association, sociétés civiles ou</w:t>
       </w:r>
     </w:p>
     <w:p>
@@ -81,7 +81,7 @@
           <w:color w:val="000000"/>
           <w:sz w:val="22"/>
         </w:rPr>
-        <w:t>commerciales, professions liberales). Les dispositions sont egalement applicables aux etablissements publics e caractere</w:t>
+        <w:t>commerciales, professions libérales). Les dispositions sont également applicables aux établissements publics à caractère</w:t>
       </w:r>
     </w:p>
     <w:p>
@@ -91,7 +91,7 @@
           <w:color w:val="000000"/>
           <w:sz w:val="22"/>
         </w:rPr>
-        <w:t>industriel et commercial, ainsi qu'aux etablissements publics e caractere administratif employant du personnel dans les</w:t>
+        <w:t>industriel et commercial, ainsi qu'aux établissements publics à caractère administratif employant du personnel dans les</w:t>
       </w:r>
     </w:p>
     <w:p>
@@ -101,7 +101,7 @@
           <w:color w:val="000000"/>
           <w:sz w:val="22"/>
         </w:rPr>
-        <w:t>conditions du droit prive. e d'faut de mise en place du CSE, l'employeur peut etre poursuivi pour d'lit d'entrave.</w:t>
+        <w:t>conditions du droit privé. à défaut de mise en place du CSE, l'employeur peut être poursuivi pour délit d'entrave.</w:t>
       </w:r>
     </w:p>
     <w:p>
@@ -121,7 +121,7 @@
           <w:color w:val="000000"/>
           <w:sz w:val="22"/>
         </w:rPr>
-        <w:t>La mise en place d'un CSE est obligatoire d's lors que l'entreprise comprend un effectif d'au moins 11 salaries, atteint</w:t>
+        <w:t>La mise en place d'un CSE est obligatoire des lors que l'entreprise comprend un effectif d'au moins 11 salariés, atteint</w:t>
       </w:r>
     </w:p>
     <w:p>
@@ -131,7 +131,7 @@
           <w:color w:val="000000"/>
           <w:sz w:val="22"/>
         </w:rPr>
-        <w:t>pendant 12 mois consecutifs.</w:t>
+        <w:t>pendant 12 mois consécutifs.</w:t>
       </w:r>
     </w:p>
     <w:p>
@@ -141,7 +141,7 @@
           <w:color w:val="000000"/>
           <w:sz w:val="22"/>
         </w:rPr>
-        <w:t>L'institution n'est pas renouvelee si, e l'issue du mandat de ses membres, l'effectif de l'entreprise est reste en dessous de</w:t>
+        <w:t>L'institution n'est pas renouvelée si, à l'issue du mandat de ses membres, l'effectif de l'entreprise est reste en dessous de</w:t>
       </w:r>
     </w:p>
     <w:p>
@@ -151,7 +151,7 @@
           <w:color w:val="000000"/>
           <w:sz w:val="22"/>
         </w:rPr>
-        <w:t>onze salaries pendant au moins douze mois consecutifs.</w:t>
+        <w:t>onze salariés pendant au moins douze mois consécutifs.</w:t>
       </w:r>
     </w:p>
     <w:p>
@@ -164,7 +164,7 @@
           <w:color w:val="2F5496"/>
           <w:sz w:val="24"/>
         </w:rPr>
-        <w:t>NIVEAU DE MISE EN PLACE B e</w:t>
+        <w:t>NIVEAU DE MISE EN PLACE B •</w:t>
       </w:r>
     </w:p>
     <w:p>
@@ -174,7 +174,7 @@
           <w:color w:val="000000"/>
           <w:sz w:val="22"/>
         </w:rPr>
-        <w:t>Entreprise et etablissement 1.</w:t>
+        <w:t>Entreprise et établissement 1.</w:t>
       </w:r>
     </w:p>
     <w:p>
@@ -184,7 +184,7 @@
           <w:color w:val="000000"/>
           <w:sz w:val="22"/>
         </w:rPr>
-        <w:t>Le comite social et economique est mis en place au niveau de l'entreprise. N'anmoins, lorsque l'entreprise</w:t>
+        <w:t>Le comité social et économique est mis en place au niveau de l'entreprise. Néanmoins, lorsque l'entreprise</w:t>
       </w:r>
     </w:p>
     <w:p>
@@ -194,7 +194,7 @@
           <w:color w:val="000000"/>
           <w:sz w:val="22"/>
         </w:rPr>
-        <w:t>comporte au moins deux etablissements distincts (sur cette question cf. Cass. soc. 9 juin 2021), il est institue des</w:t>
+        <w:t>comporte au moins deux établissements distincts (sur cette question cf. Cass. soc. 9 juin 2021), il est institué des</w:t>
       </w:r>
     </w:p>
     <w:p>
@@ -204,7 +204,7 @@
           <w:color w:val="000000"/>
           <w:sz w:val="22"/>
         </w:rPr>
-        <w:t>comites sociaux et economiques d'etablissement ainsi qu'un comite social et economique central d'entreprise.</w:t>
+        <w:t>comités sociaux et économiques d'établissement ainsi qu'un comité social et économique central d'entreprise.</w:t>
       </w:r>
     </w:p>
     <w:p>
@@ -214,7 +214,7 @@
           <w:color w:val="000000"/>
           <w:sz w:val="22"/>
         </w:rPr>
-        <w:t>Un accord d'entreprise doit alors d'terminer le nombre et le perimetre des etablissements distincts. En l'absence</w:t>
+        <w:t>Un accord d'entreprise doit alors déterminer le nombre et le périmètre des établissements distincts. En l'absence</w:t>
       </w:r>
     </w:p>
     <w:p>
@@ -224,7 +224,7 @@
           <w:color w:val="000000"/>
           <w:sz w:val="22"/>
         </w:rPr>
-        <w:t>d'accord et de d'l'gue syndical, l'employeur et le comite social et economique peuvent convenir, par voie d'accord,</w:t>
+        <w:t>d'accord et de délégué syndical, l'employeur et le comité social et économique peuvent convenir, par voie d'accord,</w:t>
       </w:r>
     </w:p>
     <w:p>
@@ -234,7 +234,7 @@
           <w:color w:val="000000"/>
           <w:sz w:val="22"/>
         </w:rPr>
-        <w:t>adopte e la majorite des membres du comite, du nombre et du perimetre des etablissements distincts. e d'faut d'accord,</w:t>
+        <w:t>adopté à la majorité des membres du comité, du nombre et du périmètre des établissements distincts. à défaut d'accord,</w:t>
       </w:r>
     </w:p>
     <w:p>
@@ -244,7 +244,7 @@
           <w:color w:val="000000"/>
           <w:sz w:val="22"/>
         </w:rPr>
-        <w:t>l'employeur peut unilateralement y proceder.</w:t>
+        <w:t>l'employeur peut unilatéralement y procéder.</w:t>
       </w:r>
     </w:p>
     <w:p>
@@ -254,7 +254,7 @@
           <w:color w:val="000000"/>
           <w:sz w:val="22"/>
         </w:rPr>
-        <w:t>Les representants de proximite. Lorsque des comites d'etablissement ont et' institues, l'accord l'ayant d'limite peut</w:t>
+        <w:t>Les représentants de proximité. Lorsque des comités d'établissement ont été institués, l'accord l'ayant délimité peut</w:t>
       </w:r>
     </w:p>
     <w:p>
@@ -264,7 +264,7 @@
           <w:color w:val="000000"/>
           <w:sz w:val="22"/>
         </w:rPr>
-        <w:t>mettre en place des representants de proximite en precisant leur nombre, leurs attributions ainsi que les modalites de</w:t>
+        <w:t>mettre en place des représentants de proximité en précisant leur nombre, leurs attributions ainsi que les modalités de</w:t>
       </w:r>
     </w:p>
     <w:p>
@@ -274,7 +274,7 @@
           <w:color w:val="000000"/>
           <w:sz w:val="22"/>
         </w:rPr>
-        <w:t>d'signation et de fonctionnement.</w:t>
+        <w:t>désignation et de fonctionnement.</w:t>
       </w:r>
     </w:p>
     <w:p>
@@ -294,7 +294,7 @@
           <w:color w:val="000000"/>
           <w:sz w:val="22"/>
         </w:rPr>
-        <w:t>Plusieurs entreprises juridiquement distinctes peuvent constituer une unite economique et sociale. Mais pour en</w:t>
+        <w:t>Plusieurs entreprises juridiquement distinctes peuvent constituer une unité économique et sociale. Mais pour en</w:t>
       </w:r>
     </w:p>
     <w:p>
@@ -304,7 +304,7 @@
           <w:color w:val="000000"/>
           <w:sz w:val="22"/>
         </w:rPr>
-        <w:t>produire les effets, elle doit etre reconnue par accord collectif ou d'cision de justice.</w:t>
+        <w:t>produire les effets, elle doit être reconnue par accord collectif ou décision de justice.</w:t>
       </w:r>
     </w:p>
     <w:p>
@@ -314,7 +314,7 @@
           <w:color w:val="000000"/>
           <w:sz w:val="22"/>
         </w:rPr>
-        <w:t>Le critere de l'unite economique est constitue lorsqu'il y a unite de direction et identite ou complementarite d'activite.</w:t>
+        <w:t>Le critère de l'unité économique est constitue lorsqu'il y a unité de direction et identité ou complémentarité d'activité.</w:t>
       </w:r>
     </w:p>
     <w:p>
@@ -324,7 +324,7 @@
           <w:color w:val="000000"/>
           <w:sz w:val="22"/>
         </w:rPr>
-        <w:t>Le critere de l'unite sociale releve d'indices varies, tels qu'une gestion commune du personnel, un statut juridique</w:t>
+        <w:t>Le critère de l'unité sociale relève d'indices variés, tels qu'une gestion commune du personnel, un statut juridique</w:t>
       </w:r>
     </w:p>
     <w:p>
@@ -334,7 +334,7 @@
           <w:color w:val="000000"/>
           <w:sz w:val="22"/>
         </w:rPr>
-        <w:t>commun, une convention collective identiquee</w:t>
+        <w:t>commun, une convention collective identiqueé</w:t>
       </w:r>
     </w:p>
     <w:p>
@@ -344,7 +344,7 @@
           <w:color w:val="000000"/>
           <w:sz w:val="22"/>
         </w:rPr>
-        <w:t>La reconnaissance d'une UES permet d'additionner l'effectif des entreprises concernees et de les assujettir aux</w:t>
+        <w:t>La reconnaissance d'une UES permet d'additionner l'effectif des entreprises concernées et de les assujettir aux</w:t>
       </w:r>
     </w:p>
     <w:p>
@@ -354,7 +354,7 @@
           <w:color w:val="000000"/>
           <w:sz w:val="22"/>
         </w:rPr>
-        <w:t>obligations d'coulant d'un franchissement de seuil d'effectif.</w:t>
+        <w:t>obligations découlant d'un franchissement de seuil d'effectif.</w:t>
       </w:r>
     </w:p>
     <w:p>
@@ -364,7 +364,7 @@
           <w:color w:val="000000"/>
           <w:sz w:val="22"/>
         </w:rPr>
-        <w:t>Ainsi, lorsqu'une unite economique et sociale regroupant au moins 11 salaries est reconnue, un comite social et</w:t>
+        <w:t>Ainsi, lorsqu'une unité économique et sociale regroupant au moins 11 salariés est reconnue, un comité social et</w:t>
       </w:r>
     </w:p>
     <w:p>
@@ -374,7 +374,7 @@
           <w:color w:val="000000"/>
           <w:sz w:val="22"/>
         </w:rPr>
-        <w:t>economique commun est mis en place. De maniere identique, et selon la m'me procedure que celle prevue pour l'entre-</w:t>
+        <w:t>économique commun est mis en place. De manière identique, et selon la même procédure que celle prévue pour l'entre-</w:t>
       </w:r>
     </w:p>
     <w:p>
@@ -384,7 +384,7 @@
           <w:color w:val="000000"/>
           <w:sz w:val="22"/>
         </w:rPr>
-        <w:t>prise, il est institue des comites d'etablissements et un comite central si les conditions sont reunies.</w:t>
+        <w:t>prise, il est institué des comités d'établissements et un comité central si les conditions sont réunies.</w:t>
       </w:r>
     </w:p>
     <w:p>
@@ -404,7 +404,7 @@
           <w:color w:val="000000"/>
           <w:sz w:val="22"/>
         </w:rPr>
-        <w:t>Lorsque sur une m'me zone geographique des entreprises rencontrent des problematiques communes, un accord</w:t>
+        <w:t>Lorsque sur une même zone géographique des entreprises rencontrent des problématiques communes, un accord</w:t>
       </w:r>
     </w:p>
     <w:p>
@@ -414,7 +414,7 @@
           <w:color w:val="000000"/>
           <w:sz w:val="22"/>
         </w:rPr>
-        <w:t>collectif conclu entre les employeurs des entreprises et les organisations syndicales representatives au niveau inter-</w:t>
+        <w:t>collectif conclu entre les employeurs des entreprises et les organisations syndicales représentatives au niveau inter-</w:t>
       </w:r>
     </w:p>
     <w:p>
@@ -424,7 +424,7 @@
           <w:color w:val="000000"/>
           <w:sz w:val="22"/>
         </w:rPr>
-        <w:t>professionnel ou au niveau d'partemental, peut mettre en place un comite social et economique interentreprises.</w:t>
+        <w:t>professionnel ou au niveau départemental, peut mettre en place un comité social et économique interentreprises.</w:t>
       </w:r>
     </w:p>
     <w:p>
@@ -434,7 +434,7 @@
           <w:color w:val="000000"/>
           <w:sz w:val="22"/>
         </w:rPr>
-        <w:t>L'accord doit preciser le nombre de membres de la d'l'gation du personnel, les modalites de leur election ainsi que les</w:t>
+        <w:t>L'accord doit préciser le nombre de membres de la délégation du personnel, les modalités de leur élection ainsi que les</w:t>
       </w:r>
     </w:p>
     <w:p>
@@ -444,7 +444,7 @@
           <w:color w:val="000000"/>
           <w:sz w:val="22"/>
         </w:rPr>
-        <w:t>attributions du comite social et economique interentreprises</w:t>
+        <w:t>attributions du comité social et économique interentreprises</w:t>
       </w:r>
     </w:p>
     <w:p/>
@@ -455,7 +455,7 @@
           <w:color w:val="000000"/>
           <w:sz w:val="22"/>
         </w:rPr>
-        <w:t>4. Persistance du comite de groupe et comite europeen 4.</w:t>
+        <w:t>4. Persistance du comité de groupe et comité européen 4.</w:t>
       </w:r>
     </w:p>
     <w:p>
@@ -468,7 +468,7 @@
           <w:color w:val="2F5496"/>
           <w:sz w:val="24"/>
         </w:rPr>
-        <w:t>LE COMITe DE GROUPE</w:t>
+        <w:t>LE COMITÉ DE GROUPE</w:t>
       </w:r>
     </w:p>
     <w:p>
@@ -488,7 +488,7 @@
           <w:color w:val="000000"/>
           <w:sz w:val="22"/>
         </w:rPr>
-        <w:t>Lorsque plusieurs societ's forment un groupe (societ' m're, appelee ici entreprise dominante, qui contrele ou exerce</w:t>
+        <w:t>Lorsque plusieurs sociétés forment un groupe (société mère, appelée ici entreprise dominante, qui contrôle ou exerce</w:t>
       </w:r>
     </w:p>
     <w:p>
@@ -498,7 +498,7 @@
           <w:color w:val="000000"/>
           <w:sz w:val="22"/>
         </w:rPr>
-        <w:t>une influence dominante sur une ou plusieurs autres entreprises), il est institue e son niveau un comite specifique. Le</w:t>
+        <w:t>une influence dominante sur une ou plusieurs autres entreprises), il est institué à son niveau un comité spécifique. Le</w:t>
       </w:r>
     </w:p>
     <w:p>
@@ -508,7 +508,7 @@
           <w:color w:val="000000"/>
           <w:sz w:val="22"/>
         </w:rPr>
-        <w:t>comite de groupe est informe de l'activite, de la situation financiere et de l'evolution et des previsions d'emploi</w:t>
+        <w:t>comité de groupe est informé de l'activité, de la situation financière et de l'évolution et des prévisions d'emploi</w:t>
       </w:r>
     </w:p>
     <w:p>
@@ -518,7 +518,7 @@
           <w:color w:val="000000"/>
           <w:sz w:val="22"/>
         </w:rPr>
-        <w:t>annuelles ou pluriannuelles du groupe. Il reeoit communication des comptes consolides et du rapport du commissaire</w:t>
+        <w:t>annuelles ou pluriannuelles du groupe. Il reçoit communication des comptes consolidés et du rapport du commissaire</w:t>
       </w:r>
     </w:p>
     <w:p>
@@ -538,7 +538,7 @@
           <w:color w:val="000000"/>
           <w:sz w:val="22"/>
         </w:rPr>
-        <w:t>Il est compose du chef de l'entreprise dominante et des representants du personnel, d'signes par les organisations</w:t>
+        <w:t>Il est composé du chef de l'entreprise dominante et des représentants du personnel, désignés par les organisations</w:t>
       </w:r>
     </w:p>
     <w:p>
@@ -548,7 +548,7 @@
           <w:color w:val="000000"/>
           <w:sz w:val="22"/>
         </w:rPr>
-        <w:t>syndicales de salaries parmi leurs elus aux comites d'entreprise ou d'etablissement de l'ensemble des entreprises du</w:t>
+        <w:t>syndicales de salariés parmi leurs élus aux comités d'entreprise ou d'établissement de l'ensemble des entreprises du</w:t>
       </w:r>
     </w:p>
     <w:p>
@@ -571,7 +571,7 @@
           <w:color w:val="2F5496"/>
           <w:sz w:val="24"/>
         </w:rPr>
-        <w:t>LE COMITe EUROPeEN</w:t>
+        <w:t>LE COMITÉ EUROPÉEN</w:t>
       </w:r>
     </w:p>
     <w:p>
@@ -591,7 +591,7 @@
           <w:color w:val="000000"/>
           <w:sz w:val="22"/>
         </w:rPr>
-        <w:t>Un comite peut etre institue au niveau europeen lorsque l'entreprise comprend un effectif d'au moins 1 000 salaries</w:t>
+        <w:t>Un comité peut être institué au niveau européen lorsque l'entreprise comprend un effectif d'au moins 1 000 salariés</w:t>
       </w:r>
     </w:p>
     <w:p>
@@ -601,7 +601,7 @@
           <w:color w:val="000000"/>
           <w:sz w:val="22"/>
         </w:rPr>
-        <w:t>dans les etats membres de l'Union Europeenne, et comporte au moins un etablissement employant au moins 150</w:t>
+        <w:t>dans les états membres de l'Union Européenne, et comporte au moins un établissement employant au moins 150</w:t>
       </w:r>
     </w:p>
     <w:p>
@@ -611,7 +611,7 @@
           <w:color w:val="000000"/>
           <w:sz w:val="22"/>
         </w:rPr>
-        <w:t>salaries dans au moins deux etats.</w:t>
+        <w:t>salariés dans au moins deux états.</w:t>
       </w:r>
     </w:p>
     <w:p>
@@ -621,7 +621,7 @@
           <w:color w:val="000000"/>
           <w:sz w:val="22"/>
         </w:rPr>
-        <w:t>La competence du comite d'entreprise europeen porte sur les questions transnationales, c'est-e-dire les questions qui</w:t>
+        <w:t>La compétence du comité d'entreprise européen porte sur les questions transnationales, c'est-à-dire les questions qui</w:t>
       </w:r>
     </w:p>
     <w:p>
@@ -651,7 +651,7 @@
           <w:color w:val="000000"/>
           <w:sz w:val="22"/>
         </w:rPr>
-        <w:t>editions Corroy e 4 rue de Villars, 42000 Saint-etienne e 04 77 79 92 46 e infos@editions-corroy.fr</w:t>
+        <w:t>éditions Corroy à 4 rue de Villars, 42000 Saint-etienne à 04 77 79 92 46 à infos@editions-corroy.fr</w:t>
       </w:r>
     </w:p>
     <w:p>
@@ -661,7 +661,7 @@
           <w:color w:val="000000"/>
           <w:sz w:val="22"/>
         </w:rPr>
-        <w:t>COLLECTION DCG UE 3 e Droit social - Fiches de cours</w:t>
+        <w:t>COLLECTION DCG UE 3 à Droit social - Fiches de cours</w:t>
       </w:r>
     </w:p>
     <w:p>
@@ -691,7 +691,7 @@
           <w:color w:val="000000"/>
           <w:sz w:val="22"/>
         </w:rPr>
-        <w:t>editions Corroy e 4 rue de Villars, 42000 Saint-etienne e 04 77 79 92 46 e infos@editions-corroy.fr</w:t>
+        <w:t>éditions Corroy à 4 rue de Villars, 42000 Saint-etienne à 04 77 79 92 46 à infos@editions-corroy.fr</w:t>
       </w:r>
     </w:p>
     <w:p>
@@ -701,7 +701,7 @@
           <w:color w:val="000000"/>
           <w:sz w:val="22"/>
         </w:rPr>
-        <w:t>UE 3 e Fiche 24</w:t>
+        <w:t>UE 3 à Fiche 24</w:t>
       </w:r>
     </w:p>
     <w:p>
@@ -714,7 +714,7 @@
           <w:color w:val="2F5496"/>
           <w:sz w:val="24"/>
         </w:rPr>
-        <w:t>ORGANISATION DU CSE II e</w:t>
+        <w:t>ORGANISATION DU CSE II •</w:t>
       </w:r>
     </w:p>
     <w:p>
@@ -727,7 +727,7 @@
           <w:color w:val="2F5496"/>
           <w:sz w:val="24"/>
         </w:rPr>
-        <w:t>COMPOSITION GeN'RALE A e</w:t>
+        <w:t>COMPOSITION GÉNÉRALE A •</w:t>
       </w:r>
     </w:p>
     <w:p>
@@ -737,7 +737,7 @@
           <w:color w:val="000000"/>
           <w:sz w:val="22"/>
         </w:rPr>
-        <w:t>Les participants avec voix d'liberative 1.</w:t>
+        <w:t>Les participants avec voix délibérative 1.</w:t>
       </w:r>
     </w:p>
     <w:p>
@@ -747,7 +747,7 @@
           <w:color w:val="000000"/>
           <w:sz w:val="22"/>
         </w:rPr>
-        <w:t>Le CSE comprend, d'une part, l'employeur et, d'autre part, une d'l'gation du personnel comportant un nombre egal de</w:t>
+        <w:t>Le CSE comprend, d'une part, l'employeur et, d'autre part, une délégation du personnel comportant un nombre égal de</w:t>
       </w:r>
     </w:p>
     <w:p>
@@ -757,7 +757,7 @@
           <w:color w:val="000000"/>
           <w:sz w:val="22"/>
         </w:rPr>
-        <w:t>titulaires et de suppleants, qui est fonction de l'effectif de l'entreprise (le nombre de membres peut cependant etre</w:t>
+        <w:t>titulaires et de suppléants, qui est fonction de l'effectif de l'entreprise (le nombre de membres peut cependant être</w:t>
       </w:r>
     </w:p>
     <w:p>
@@ -767,7 +767,7 @@
           <w:color w:val="000000"/>
           <w:sz w:val="22"/>
         </w:rPr>
-        <w:t>modifie dans l'accord preelectoral).</w:t>
+        <w:t>modifié dans l'accord préélectoral).</w:t>
       </w:r>
     </w:p>
     <w:p>
@@ -777,7 +777,7 @@
           <w:color w:val="000000"/>
           <w:sz w:val="22"/>
         </w:rPr>
-        <w:t>e titre d'illustration :</w:t>
+        <w:t>à titre d'illustration :</w:t>
       </w:r>
     </w:p>
     <w:p>
@@ -787,7 +787,7 @@
           <w:color w:val="000000"/>
           <w:sz w:val="22"/>
         </w:rPr>
-        <w:t>1. de 11 e 25 salaries : un titulaire et un suppleant ;</w:t>
+        <w:t>1. de 11 à 25 salariés : un titulaire et un suppléant ;</w:t>
       </w:r>
     </w:p>
     <w:p>
@@ -797,7 +797,7 @@
           <w:color w:val="000000"/>
           <w:sz w:val="22"/>
         </w:rPr>
-        <w:t>2. de 26 e 74 salaries : deux titulaires et deux suppleants ;</w:t>
+        <w:t>2. de 26 à 74 salariés : deux titulaires et deux suppléants ;</w:t>
       </w:r>
     </w:p>
     <w:p>
@@ -807,7 +807,7 @@
           <w:color w:val="000000"/>
           <w:sz w:val="22"/>
         </w:rPr>
-        <w:t>3. de 75 e 99 salaries : trois titulaires et trois suppleants ;</w:t>
+        <w:t>3. de 75 à 99 salariés : trois titulaires et trois suppléants ;</w:t>
       </w:r>
     </w:p>
     <w:p>
@@ -817,7 +817,7 @@
           <w:color w:val="000000"/>
           <w:sz w:val="22"/>
         </w:rPr>
-        <w:t>4. de 100 e 124 salaries : quatre titulaires et quatre suppleants ;</w:t>
+        <w:t>4. de 100 à 124 salariés : quatre titulaires et quatre suppléants ;</w:t>
       </w:r>
     </w:p>
     <w:p>
@@ -827,7 +827,7 @@
           <w:color w:val="000000"/>
           <w:sz w:val="22"/>
         </w:rPr>
-        <w:t>5. e</w:t>
+        <w:t>5. à</w:t>
       </w:r>
     </w:p>
     <w:p>
@@ -847,7 +847,7 @@
           <w:color w:val="000000"/>
           <w:sz w:val="22"/>
         </w:rPr>
-        <w:t>Dans les entreprises d'au moins 300 salaries, chaque organisation syndicale representative peut d'signer un</w:t>
+        <w:t>Dans les entreprises d'au moins 300 salariés, chaque organisation syndicale représentative peut désigner un</w:t>
       </w:r>
     </w:p>
     <w:p>
@@ -857,7 +857,7 @@
           <w:color w:val="000000"/>
           <w:sz w:val="22"/>
         </w:rPr>
-        <w:t>representant syndical au comite choisi parmi les membres du personnel. Il assiste aux s'ances avec voix consultative.</w:t>
+        <w:t>représentant syndical au comité choisi parmi les membres du personnel. Il assiste aux séances avec voix consultative.</w:t>
       </w:r>
     </w:p>
     <w:p>
@@ -867,7 +867,7 @@
           <w:color w:val="000000"/>
           <w:sz w:val="22"/>
         </w:rPr>
-        <w:t>Dans les entreprises de moins de 300 salaries, le d'l'gue syndical est de droit representant syndical au comite.</w:t>
+        <w:t>Dans les entreprises de moins de 300 salariés, le délégué syndical est de droit représentant syndical au comité.</w:t>
       </w:r>
     </w:p>
     <w:p>
@@ -877,7 +877,7 @@
           <w:color w:val="000000"/>
           <w:sz w:val="22"/>
         </w:rPr>
-        <w:t>e l'occasion des quatre reunions obligatoires (minimum) du comite social et economique portant sur les questions</w:t>
+        <w:t>à l'occasion des quatre réunions obligatoires (minimum) du comité social et économique portant sur les questions</w:t>
       </w:r>
     </w:p>
     <w:p>
@@ -887,7 +887,7 @@
           <w:color w:val="000000"/>
           <w:sz w:val="22"/>
         </w:rPr>
-        <w:t>relatives e la sante, la s'curite et les conditions de travail, doivent etre convies le m'decin du travail ou son d'l'gue et le</w:t>
+        <w:t>relatives à la santé, la sécurité et les conditions de travail, doivent être conviés le médecin du travail ou son délégué et le</w:t>
       </w:r>
     </w:p>
     <w:p>
@@ -897,7 +897,7 @@
           <w:color w:val="000000"/>
           <w:sz w:val="22"/>
         </w:rPr>
-        <w:t>responsable interne du service de s'curite et des conditions de travail.</w:t>
+        <w:t>responsable interne du service de sécurité et des conditions de travail.</w:t>
       </w:r>
     </w:p>
     <w:p>
@@ -907,7 +907,7 @@
           <w:color w:val="000000"/>
           <w:sz w:val="22"/>
         </w:rPr>
-        <w:t>Enfin, l'agent de contrele de l'inspection du travail est invite, e l'initiative de l'employeur ou e la demande de la</w:t>
+        <w:t>Enfin, l'agent de contrôle de l'inspection du travail est invité, à l'initiative de l'employeur ou à la demande de la</w:t>
       </w:r>
     </w:p>
     <w:p>
@@ -917,7 +917,7 @@
           <w:color w:val="000000"/>
           <w:sz w:val="22"/>
         </w:rPr>
-        <w:t>majorite de la d'l'gation du personnel, aux reunions du CSE :</w:t>
+        <w:t>majorité de la délégation du personnel, aux réunions du CSE :</w:t>
       </w:r>
     </w:p>
     <w:p>
@@ -930,7 +930,7 @@
           <w:color w:val="000000"/>
           <w:sz w:val="22"/>
         </w:rPr>
-        <w:t>relatives e la sante, la s'curite et aux conditions de travail ;</w:t>
+        <w:t>relatives à la santé, la sécurité et aux conditions de travail ;</w:t>
       </w:r>
     </w:p>
     <w:p>
@@ -943,7 +943,7 @@
           <w:color w:val="000000"/>
           <w:sz w:val="22"/>
         </w:rPr>
-        <w:t>consecutives e un accident de travail ayant entraen' un arret de travail d'au moins huit jours ou e une maladie</w:t>
+        <w:t>consécutives à un accident de travail ayant entraîne un arrêt de travail d'au moins huit jours ou à une maladie</w:t>
       </w:r>
     </w:p>
     <w:p>
@@ -953,7 +953,7 @@
           <w:color w:val="000000"/>
           <w:sz w:val="22"/>
         </w:rPr>
-        <w:t>professionnelle ou e caractere professionnel.</w:t>
+        <w:t>professionnelle ou à caractère professionnel.</w:t>
       </w:r>
     </w:p>
     <w:p>
@@ -966,7 +966,7 @@
           <w:color w:val="2F5496"/>
           <w:sz w:val="24"/>
         </w:rPr>
-        <w:t>eLECTIONS ET MANDATS B e</w:t>
+        <w:t>ÉLECTIONS ET MANDATS B •</w:t>
       </w:r>
     </w:p>
     <w:p>
@@ -976,7 +976,7 @@
           <w:color w:val="000000"/>
           <w:sz w:val="22"/>
         </w:rPr>
-        <w:t>Organisation des elections 1.</w:t>
+        <w:t>Organisation des élections 1.</w:t>
       </w:r>
     </w:p>
     <w:p>
@@ -1009,7 +1009,7 @@
           <w:color w:val="000000"/>
           <w:sz w:val="22"/>
         </w:rPr>
-        <w:t>Il appartient e l'employeur d'engager le processus electoral d's lors que les conditions sont remplies. N'anmoins, en</w:t>
+        <w:t>Il appartient à l'employeur d'engager le processus électoral des lors que les conditions sont remplies. Néanmoins, en</w:t>
       </w:r>
     </w:p>
     <w:p>
@@ -1019,7 +1019,7 @@
           <w:color w:val="000000"/>
           <w:sz w:val="22"/>
         </w:rPr>
-        <w:t>l'absence de comite social et economique, l'employeur doit y proceder e la demande d'un salarie ou d'une organisation</w:t>
+        <w:t>l'absence de comité social et économique, l'employeur doit y procéder à la demande d'un salarié ou d'une organisation</w:t>
       </w:r>
     </w:p>
     <w:p>
@@ -1029,7 +1029,7 @@
           <w:color w:val="000000"/>
           <w:sz w:val="22"/>
         </w:rPr>
-        <w:t>syndicale dans le mois suivant la reception de cette demande. Lorsque l'employeur a engage le processus electoral et</w:t>
+        <w:t>syndicale dans le mois suivant la réception de cette demande. Lorsque l'employeur a engagé le processus électoral et</w:t>
       </w:r>
     </w:p>
     <w:p>
@@ -1039,7 +1039,7 @@
           <w:color w:val="000000"/>
           <w:sz w:val="22"/>
         </w:rPr>
-        <w:t>qu'un proces-verbal de carence a et' etabli, la demande ne peut intervenir qu'e l'issue d'un d'lai de 6 mois apres l'eta-</w:t>
+        <w:t>qu'un procès-verbal de carence a été établi, la demande ne peut intervenir qu'à l'issue d'un délai de 6 mois après l'eta-</w:t>
       </w:r>
     </w:p>
     <w:p>
@@ -1049,7 +1049,7 @@
           <w:color w:val="000000"/>
           <w:sz w:val="22"/>
         </w:rPr>
-        <w:t>blissement de ce proces-verbal.</w:t>
+        <w:t>blissement de ce procès-verbal.</w:t>
       </w:r>
     </w:p>
     <w:p>
@@ -1082,7 +1082,7 @@
           <w:color w:val="000000"/>
           <w:sz w:val="22"/>
         </w:rPr>
-        <w:t>Information du personnel. Lorsque le seuil de 11 salaries a et' franchi, l'employeur informe le personnel tous les 4 ans</w:t>
+        <w:t>Information du personnel. Lorsque le seuil de 11 salariés a été franchi, l'employeur informe le personnel tous les 4 ans</w:t>
       </w:r>
     </w:p>
     <w:p>
@@ -1092,7 +1092,7 @@
           <w:color w:val="000000"/>
           <w:sz w:val="22"/>
         </w:rPr>
-        <w:t>de l'organisation des elections par tout moyen. Le document diffuse precise la date envisagee pour le premier tour.</w:t>
+        <w:t>de l'organisation des élections par tout moyen. Le document diffusé précise la date envisagée pour le premier tour.</w:t>
       </w:r>
     </w:p>
     <w:p>
@@ -1102,7 +1102,7 @@
           <w:color w:val="000000"/>
           <w:sz w:val="22"/>
         </w:rPr>
-        <w:t>Information des syndicats. En vue de la n'gociation de l'accord preelectoral et de l'etablissement des listes de leurs</w:t>
+        <w:t>Information des syndicats. En vue de la négociation de l'accord préélectoral et de l'établissement des listes de leurs</w:t>
       </w:r>
     </w:p>
     <w:p>
@@ -1125,7 +1125,7 @@
           <w:color w:val="000000"/>
           <w:sz w:val="22"/>
         </w:rPr>
-        <w:t>les organisations syndicales reconnues representatives (entreprise ou etablissement) ;</w:t>
+        <w:t>les organisations syndicales reconnues représentatives (entreprise ou établissement) ;</w:t>
       </w:r>
     </w:p>
     <w:p>
@@ -1151,7 +1151,7 @@
           <w:color w:val="000000"/>
           <w:sz w:val="22"/>
         </w:rPr>
-        <w:t>celles qui satisfont aux criteres de respect des valeurs republicaines et d'independance, l'galement constituees</w:t>
+        <w:t>celles qui satisfont aux critères de respect des valeurs républicaines et d'indépendance, légalement constituées</w:t>
       </w:r>
     </w:p>
     <w:p>
@@ -1161,7 +1161,7 @@
           <w:color w:val="000000"/>
           <w:sz w:val="22"/>
         </w:rPr>
-        <w:t>depuis au moins 2 ans et dont le champ professionnel et geographique couvre l'entreprise ou l'etablissement</w:t>
+        <w:t>depuis au moins 2 ans et dont le champ professionnel et géographique couvre l'entreprise ou l'établissement</w:t>
       </w:r>
     </w:p>
     <w:p>
@@ -1171,7 +1171,7 @@
           <w:color w:val="000000"/>
           <w:sz w:val="22"/>
         </w:rPr>
-        <w:t>concernes.</w:t>
+        <w:t>concernés.</w:t>
       </w:r>
     </w:p>
     <w:p>
@@ -1181,7 +1181,7 @@
           <w:color w:val="000000"/>
           <w:sz w:val="22"/>
         </w:rPr>
-        <w:t>Cette invitation doit parvenir au plus tard 15 jours avant la date de la premiere reunion de n'gociation.</w:t>
+        <w:t>Cette invitation doit parvenir au plus tard 15 jours avant la date de la première réunion de négociation.</w:t>
       </w:r>
     </w:p>
     <w:p>
@@ -1194,7 +1194,7 @@
           <w:color w:val="2F5496"/>
           <w:sz w:val="24"/>
         </w:rPr>
-        <w:t>CONCLUSION DE L'ACCORD PReeLECTORAL</w:t>
+        <w:t>CONCLUSION DE L'ACCORD PRÉÉLECTORAL</w:t>
       </w:r>
     </w:p>
     <w:p>
@@ -1214,7 +1214,7 @@
           <w:color w:val="000000"/>
           <w:sz w:val="22"/>
         </w:rPr>
-        <w:t>L'accord preelectoral est conclu entre l'employeur et les organisations syndicales interessees. Son adoption est</w:t>
+        <w:t>L'accord préélectoral est conclu entre l'employeur et les organisations syndicales intéressées. Son adoption est</w:t>
       </w:r>
     </w:p>
     <w:p>
@@ -1224,7 +1224,7 @@
           <w:color w:val="000000"/>
           <w:sz w:val="22"/>
         </w:rPr>
-        <w:t>subordonnee e sa signature par la majorite des organisations syndicales ayant participe e sa n'gociation. Le protocole</w:t>
+        <w:t>subordonnée à sa signature par la majorité des organisations syndicales ayant participé à sa négociation. Le protocole</w:t>
       </w:r>
     </w:p>
     <w:p>
@@ -1234,7 +1234,7 @@
           <w:color w:val="000000"/>
           <w:sz w:val="22"/>
         </w:rPr>
-        <w:t>preelectoral peut modifier le nombre de sieges ou le volume des heures de d'l'gation.</w:t>
+        <w:t>préélectoral peut modifier le nombre de sièges ou le volume des heures de délégation.</w:t>
       </w:r>
     </w:p>
     <w:p>
@@ -1244,7 +1244,7 @@
           <w:color w:val="000000"/>
           <w:sz w:val="22"/>
         </w:rPr>
-        <w:t>Lorsque le comite social et economique n'a pas et' mis en place ou renouvele, un proces-verbal de carence est etabli par</w:t>
+        <w:t>Lorsque le comité social et économique n'a pas été mis en place ou renouvelé, un procès-verbal de carence est établi par</w:t>
       </w:r>
     </w:p>
     <w:p>
@@ -1254,7 +1254,7 @@
           <w:color w:val="000000"/>
           <w:sz w:val="22"/>
         </w:rPr>
-        <w:t>l'employeur. Il en informe les salaries et en transmet le PV dans les 15 jours e l'agent de contrele de l'inspection du travail.</w:t>
+        <w:t>l'employeur. Il en informe les salariés et en transmet le PV dans les 15 jours à l'agent de contrôle de l'inspection du travail.</w:t>
       </w:r>
     </w:p>
     <w:p>
@@ -1264,7 +1264,7 @@
           <w:color w:val="000000"/>
           <w:sz w:val="22"/>
         </w:rPr>
-        <w:t>electorat et eligibilite 2.</w:t>
+        <w:t>électorat et éligibilité 2.</w:t>
       </w:r>
     </w:p>
     <w:p>
@@ -1274,7 +1274,7 @@
           <w:color w:val="000000"/>
           <w:sz w:val="22"/>
         </w:rPr>
-        <w:t>Sont electeurs l'ensemble des salaries, eges de 16 ans revolus, travaillant depuis 3 mois au moins dans l'entreprise et</w:t>
+        <w:t>Sont électeurs l'ensemble des salariés, âgés de 16 ans révolus, travaillant depuis 3 mois au moins dans l'entreprise et</w:t>
       </w:r>
     </w:p>
     <w:p>
@@ -1284,7 +1284,7 @@
           <w:color w:val="000000"/>
           <w:sz w:val="22"/>
         </w:rPr>
-        <w:t>n'ayant fait l'objet d'aucune interdiction, d'cheance ou incapacite relatives e leurs droits civiques.</w:t>
+        <w:t>n'ayant fait l'objet d'aucune interdiction, déchéance ou incapacité relatives à leurs droits civiques.</w:t>
       </w:r>
     </w:p>
     <w:p>
@@ -1294,7 +1294,7 @@
           <w:color w:val="000000"/>
           <w:sz w:val="22"/>
         </w:rPr>
-        <w:t>Sont eligibles les electeurs eges de 18 ans revolus, et travaillant dans l'entreprise depuis 1 an au moins, e l'exception des</w:t>
+        <w:t>Sont éligibles les électeurs âgés de 18 ans révolus, et travaillant dans l'entreprise depuis 1 an au moins, à l'exception des</w:t>
       </w:r>
     </w:p>
     <w:p>
@@ -1304,7 +1304,7 @@
           <w:color w:val="000000"/>
           <w:sz w:val="22"/>
         </w:rPr>
-        <w:t>conjoints, partenaires d'un pacte civil de solidarite, concubins, ascendants, descendants, freres, s'urs et allies au m'me</w:t>
+        <w:t>conjoints, partenaires d'un pacte civil de solidarité, concubins, ascendants, descendants, frères, s'urs et alliés au même</w:t>
       </w:r>
     </w:p>
     <w:p>
@@ -1314,7 +1314,7 @@
           <w:color w:val="000000"/>
           <w:sz w:val="22"/>
         </w:rPr>
-        <w:t>degre de l'employeur, ainsi que des salaries qui disposent d'une d'l'gation ecrite particuliere d'autorite leur permettant</w:t>
+        <w:t>degré de l'employeur, ainsi que des salariés qui disposent d'une délégation écrite particulière d'autorité leur permettant</w:t>
       </w:r>
     </w:p>
     <w:p>
@@ -1324,7 +1324,7 @@
           <w:color w:val="000000"/>
           <w:sz w:val="22"/>
         </w:rPr>
-        <w:t>d'etre assimiles au chef d'entreprise ou qui le representent effectivement devant le comite social et economique. Les</w:t>
+        <w:t>d'être assimilés au chef d'entreprise ou qui le représentent effectivement devant le comité social et économique. Les</w:t>
       </w:r>
     </w:p>
     <w:p>
@@ -1334,7 +1334,7 @@
           <w:color w:val="000000"/>
           <w:sz w:val="22"/>
         </w:rPr>
-        <w:t>listes doivent proposer une representation equilibree des femmes et des hommes telle que d'finie e l'article L 2314-30 du</w:t>
+        <w:t>listes doivent proposer une représentation équilibrée des femmes et des hommes telle que définie à l'article L 2314-30 du</w:t>
       </w:r>
     </w:p>
     <w:p>
@@ -1364,7 +1364,7 @@
           <w:color w:val="000000"/>
           <w:sz w:val="22"/>
         </w:rPr>
-        <w:t>Duree du mandat 3.</w:t>
+        <w:t>Durée du mandat 3.</w:t>
       </w:r>
     </w:p>
     <w:p>
@@ -1377,7 +1377,7 @@
           <w:color w:val="006100"/>
           <w:sz w:val="24"/>
         </w:rPr>
-        <w:t>DUReE DE PRINCIPE</w:t>
+        <w:t>DURÉE DE PRINCIPE</w:t>
       </w:r>
     </w:p>
     <w:p>
@@ -1397,7 +1397,7 @@
           <w:color w:val="006100"/>
           <w:sz w:val="22"/>
         </w:rPr>
-        <w:t>Les membres de la d'l'gation du personnel du comite social et economique sont elus pour 4 ans. Le nombre de mandats</w:t>
+        <w:t>Les membres de la délégation du personnel du comité social et économique sont élus pour 4 ans. Le nombre de mandats</w:t>
       </w:r>
     </w:p>
     <w:p>
@@ -1407,7 +1407,7 @@
           <w:color w:val="006100"/>
           <w:sz w:val="22"/>
         </w:rPr>
-        <w:t>successifs est limite e 3, excepte pour les entreprises de moins de 50 salaries. Il peut etre d'roge e cette limitation par</w:t>
+        <w:t>successifs est limite à 3, excepté pour les entreprises de moins de 50 salariés. Il peut être déroge à cette limitation par</w:t>
       </w:r>
     </w:p>
     <w:p>
@@ -1427,7 +1427,7 @@
           <w:color w:val="006100"/>
           <w:sz w:val="22"/>
         </w:rPr>
-        <w:t>Par d'rogation au principe, un accord de branche, un accord de groupe ou un accord d'entreprise peut fixer une duree du</w:t>
+        <w:t>Par dérogation au principe, un accord de branche, un accord de groupe ou un accord d'entreprise peut fixer une durée du</w:t>
       </w:r>
     </w:p>
     <w:p>
@@ -1437,7 +1437,7 @@
           <w:color w:val="006100"/>
           <w:sz w:val="22"/>
         </w:rPr>
-        <w:t>mandat des representants du personnel au comite comprise entre 2 et 4 ans.</w:t>
+        <w:t>mandat des représentants du personnel au comité comprise entre 2 et 4 ans.</w:t>
       </w:r>
     </w:p>
     <w:p>
@@ -1447,7 +1447,7 @@
           <w:color w:val="006100"/>
           <w:sz w:val="22"/>
         </w:rPr>
-        <w:t>e noter qu'en cas de modification dans la situation juridique de l'employeur, le mandat des membres elus de la</w:t>
+        <w:t>à noter qu'en cas de modification dans la situation juridique de l'employeur, le mandat des membres élus de la</w:t>
       </w:r>
     </w:p>
     <w:p>
@@ -1457,7 +1457,7 @@
           <w:color w:val="006100"/>
           <w:sz w:val="22"/>
         </w:rPr>
-        <w:t>d'l'gation du personnel du comite social et economique et des representants syndicaux de l'entreprise subsiste lorsque</w:t>
+        <w:t>délégation du personnel du comité social et économique et des représentants syndicaux de l'entreprise subsiste lorsque</w:t>
       </w:r>
     </w:p>
     <w:p>
@@ -1500,7 +1500,7 @@
           <w:color w:val="000000"/>
           <w:sz w:val="22"/>
         </w:rPr>
-        <w:t>Les fonctions prennent fin au terme du mandat. Elles peuvent aussi cesser par le d'c's, la d'mission, la rupture du</w:t>
+        <w:t>Les fonctions prennent fin au terme du mandat. Elles peuvent aussi cesser par le décès, la démission, la rupture du</w:t>
       </w:r>
     </w:p>
     <w:p>
@@ -1510,7 +1510,7 @@
           <w:color w:val="000000"/>
           <w:sz w:val="22"/>
         </w:rPr>
-        <w:t>contrat de travail, la perte des conditions requises pour etre eligible. Par ailleurs, tout membre de la d'l'gation du</w:t>
+        <w:t>contrat de travail, la perte des conditions requises pour être éligible. Par ailleurs, tout membre de la délégation du</w:t>
       </w:r>
     </w:p>
     <w:p>
@@ -1520,7 +1520,7 @@
           <w:color w:val="000000"/>
           <w:sz w:val="22"/>
         </w:rPr>
-        <w:t>personnel peut etre revoque en cours de mandat sur proposition faite par l'organisation syndicale qui l'a presente, avec</w:t>
+        <w:t>personnel peut être révoqué en cours de mandat sur proposition faite par l'organisation syndicale qui l'a présente, avec</w:t>
       </w:r>
     </w:p>
     <w:p>
@@ -1530,7 +1530,7 @@
           <w:color w:val="000000"/>
           <w:sz w:val="22"/>
         </w:rPr>
-        <w:t>l'accord obtenu au scrutin secret de la majorite du college electoral auquel il appartient.</w:t>
+        <w:t>l'accord obtenu au scrutin secret de la majorité du collège électoral auquel il appartient.</w:t>
       </w:r>
     </w:p>
     <w:p>
@@ -1540,7 +1540,7 @@
           <w:color w:val="000000"/>
           <w:sz w:val="22"/>
         </w:rPr>
-        <w:t>Lorsqu'un d'l'gue titulaire cesse ses fonctions, il est remplace par un suppleant elu sur une liste presentee par la m'me</w:t>
+        <w:t>Lorsqu'un délégué titulaire cesse ses fonctions, il est remplacé par un suppléant élu sur une liste présentée par là même</w:t>
       </w:r>
     </w:p>
     <w:p>
@@ -1550,7 +1550,7 @@
           <w:color w:val="000000"/>
           <w:sz w:val="22"/>
         </w:rPr>
-        <w:t>organisation syndicale que celle de ce titulaire. S'il n'existe pas de suppleant elu sur une liste presentee par l'organisation</w:t>
+        <w:t>organisation syndicale que celle de ce titulaire. S'il n'existe pas de suppléant élu sur une liste présentée par l'organisation</w:t>
       </w:r>
     </w:p>
     <w:p>
@@ -1560,7 +1560,7 @@
           <w:color w:val="000000"/>
           <w:sz w:val="22"/>
         </w:rPr>
-        <w:t>syndicale qui a presente le titulaire, le remplacement est assure par un candidat non elu presente par la m'me</w:t>
+        <w:t>syndicale qui a présente le titulaire, le remplacement est assure par un candidat non élu présente par là même</w:t>
       </w:r>
     </w:p>
     <w:p>
@@ -1583,7 +1583,7 @@
           <w:color w:val="2F5496"/>
           <w:sz w:val="24"/>
         </w:rPr>
-        <w:t>LES COMMISSIONS DU CSE C e</w:t>
+        <w:t>LES COMMISSIONS DU CSE C •</w:t>
       </w:r>
     </w:p>
     <w:p>
@@ -1596,7 +1596,7 @@
           <w:color w:val="7030A0"/>
           <w:sz w:val="24"/>
         </w:rPr>
-        <w:t>COMMISSION SANTe, S'CURITe ET CONDITIONS DE TRAVAIL</w:t>
+        <w:t>COMMISSION SANTÉ, SÉCURITÉ ET CONDITIONS DE TRAVAIL</w:t>
       </w:r>
     </w:p>
     <w:p>
@@ -1616,7 +1616,7 @@
           <w:color w:val="7030A0"/>
           <w:sz w:val="22"/>
         </w:rPr>
-        <w:t>Une commission sante, s'curite et conditions de travail doit etre creee dans les entreprises et etablissement d'au moins</w:t>
+        <w:t>Une commission santé, sécurité et conditions de travail doit être créée dans les entreprises et établissement d'au moins</w:t>
       </w:r>
     </w:p>
     <w:p>
@@ -1626,7 +1626,7 @@
           <w:color w:val="7030A0"/>
           <w:sz w:val="22"/>
         </w:rPr>
-        <w:t>300 salaries. En dessous de ce seuil, l'inspecteur du travail peut l'imposer en raison de la nature de l'activite. La</w:t>
+        <w:t>300 salariés. En dessous de ce seuil, l'inspecteur du travail peut l'imposer en raison de la nature de l'activité. La</w:t>
       </w:r>
     </w:p>
     <w:p>
@@ -1636,7 +1636,7 @@
           <w:color w:val="7030A0"/>
           <w:sz w:val="22"/>
         </w:rPr>
-        <w:t>commission exerce les attributions du CSE relevant de sa competence. Presidee par l'employeur, elle comprend au</w:t>
+        <w:t>commission exerce les attributions du CSE relevant de sa compétence. Présidée par l'employeur, elle comprend au</w:t>
       </w:r>
     </w:p>
     <w:p>
@@ -1646,7 +1646,7 @@
           <w:color w:val="7030A0"/>
           <w:sz w:val="22"/>
         </w:rPr>
-        <w:t>minimum 3 membres d'signes par le comite parmi ses membres. e d'faut d'accord collectif, il appartient au reglement</w:t>
+        <w:t>minimum 3 membres désignés par le comité parmi ses membres. à défaut d'accord collectif, il appartient au règlement</w:t>
       </w:r>
     </w:p>
     <w:p>
@@ -1656,7 +1656,7 @@
           <w:color w:val="7030A0"/>
           <w:sz w:val="22"/>
         </w:rPr>
-        <w:t>interieur du CSE d'finir les missions d'l'guees e la commission, ses modalites de fonctionnement et ses moyens.</w:t>
+        <w:t>intérieur du CSE définir les missions déléguées à la commission, ses modalités de fonctionnement et ses moyens.</w:t>
       </w:r>
     </w:p>
     <w:p>
@@ -1669,7 +1669,7 @@
           <w:color w:val="2F5496"/>
           <w:sz w:val="24"/>
         </w:rPr>
-        <w:t>COMMISSION eCONOMIQUE</w:t>
+        <w:t>COMMISSION ÉCONOMIQUE</w:t>
       </w:r>
     </w:p>
     <w:p>
@@ -1689,7 +1689,7 @@
           <w:color w:val="000000"/>
           <w:sz w:val="22"/>
         </w:rPr>
-        <w:t>En l'absence d'accord, une commission economique est creee dans les entreprises d'au moins 1 000 salaries. Cette</w:t>
+        <w:t>En l'absence d'accord, une commission économique est créée dans les entreprises d'au moins 1 000 salariés. Cette</w:t>
       </w:r>
     </w:p>
     <w:p>
@@ -1699,7 +1699,7 @@
           <w:color w:val="000000"/>
           <w:sz w:val="22"/>
         </w:rPr>
-        <w:t>commission est chargee, notamment, d'etudier les documents economiques et financiers recueillis par le comite.</w:t>
+        <w:t>commission est chargée, notamment, d'étudier les documents économiques et financiers recueillis par le comité.</w:t>
       </w:r>
     </w:p>
     <w:p>
@@ -1732,7 +1732,7 @@
           <w:color w:val="000000"/>
           <w:sz w:val="22"/>
         </w:rPr>
-        <w:t>En l'absence d'accord, une commission de la formation est instituee dans les entreprises d'au moins 300 salaries. Elle est</w:t>
+        <w:t>En l'absence d'accord, une commission de la formation est instituée dans les entreprises d'au moins 300 salariés. Elle est</w:t>
       </w:r>
     </w:p>
     <w:p>
@@ -1742,7 +1742,7 @@
           <w:color w:val="000000"/>
           <w:sz w:val="22"/>
         </w:rPr>
-        <w:t>chargee de preparer les d'liberations du comite dans les domaines de sa competence et d'etudier les moyens permettant</w:t>
+        <w:t>chargée de préparer les délibérations du comité dans les domaines de sa compétence et d'étudier les moyens permettant</w:t>
       </w:r>
     </w:p>
     <w:p>
@@ -1752,7 +1752,7 @@
           <w:color w:val="000000"/>
           <w:sz w:val="22"/>
         </w:rPr>
-        <w:t>de favoriser l'expression des salaries en matiere de formation.</w:t>
+        <w:t>de favoriser l'expression des salariés en matière de formation.</w:t>
       </w:r>
     </w:p>
     <w:p>
@@ -1765,7 +1765,7 @@
           <w:color w:val="2F5496"/>
           <w:sz w:val="24"/>
         </w:rPr>
-        <w:t>COMMISSION DE L'eGALITe PROFESSIONNELLE</w:t>
+        <w:t>COMMISSION DE L'ÉGALITÉ PROFESSIONNELLE</w:t>
       </w:r>
     </w:p>
     <w:p>
@@ -1785,7 +1785,7 @@
           <w:color w:val="000000"/>
           <w:sz w:val="22"/>
         </w:rPr>
-        <w:t>En l'absence d'accord, une commission de l'egalite est mise en place dans les entreprises d'au moins 300 salaries.</w:t>
+        <w:t>En l'absence d'accord, une commission de l'égalité est mise en place dans les entreprises d'au moins 300 salariés.</w:t>
       </w:r>
     </w:p>
     <w:p>
@@ -1798,7 +1798,7 @@
           <w:color w:val="2F5496"/>
           <w:sz w:val="24"/>
         </w:rPr>
-        <w:t>LES ATTRIBUTIONS DU CSE III e</w:t>
+        <w:t>LES ATTRIBUTIONS DU CSE III •</w:t>
       </w:r>
     </w:p>
     <w:p>
@@ -1811,7 +1811,7 @@
           <w:color w:val="2F5496"/>
           <w:sz w:val="24"/>
         </w:rPr>
-        <w:t>ReGLES GeN'RALES A e</w:t>
+        <w:t>RÈGLES GÉNÉRALES A •</w:t>
       </w:r>
     </w:p>
     <w:p>
@@ -1821,7 +1821,7 @@
           <w:color w:val="000000"/>
           <w:sz w:val="22"/>
         </w:rPr>
-        <w:t>Attributions du comite social et economique dans les entreprises d'au moins 11 salaries et de moins de 50 salaries 1.</w:t>
+        <w:t>Attributions du comité social et économique dans les entreprises d'au moins 11 salariés et de moins de 50 salariés 1.</w:t>
       </w:r>
     </w:p>
     <w:p>
@@ -1831,7 +1831,7 @@
           <w:color w:val="000000"/>
           <w:sz w:val="22"/>
         </w:rPr>
-        <w:t>La d'l'gation du personnel au comite social et economique a pour mission :</w:t>
+        <w:t>La délégation du personnel au comité social et économique a pour mission :</w:t>
       </w:r>
     </w:p>
     <w:p>
@@ -1844,7 +1844,7 @@
           <w:color w:val="000000"/>
           <w:sz w:val="22"/>
         </w:rPr>
-        <w:t>de presenter e l'employeur les reclamations individuelles ou collectives relatives aux salaires, e l'application du</w:t>
+        <w:t>de présenter à l'employeur les réclamations individuelles ou collectives relatives aux salaires, à l'application du</w:t>
       </w:r>
     </w:p>
     <w:p>
@@ -1854,7 +1854,7 @@
           <w:color w:val="000000"/>
           <w:sz w:val="22"/>
         </w:rPr>
-        <w:t>code du travail et des autres dispositions l'gales concernant notamment la protection sociale, ainsi que des</w:t>
+        <w:t>code du travail et des autres dispositions légales concernant notamment la protection sociale, ainsi que des</w:t>
       </w:r>
     </w:p>
     <w:p>
@@ -1877,7 +1877,7 @@
           <w:color w:val="000000"/>
           <w:sz w:val="22"/>
         </w:rPr>
-        <w:t>de contribuer e promouvoir la sante, la s'curite et les conditions de travail dans l'entreprise et de realiser des</w:t>
+        <w:t>de contribuer à promouvoir la santé, la sécurité et les conditions de travail dans l'entreprise et de réaliser des</w:t>
       </w:r>
     </w:p>
     <w:p>
@@ -1887,7 +1887,7 @@
           <w:color w:val="000000"/>
           <w:sz w:val="22"/>
         </w:rPr>
-        <w:t>enquetes en matiere d'accidents du travail ou de maladies professionnelles ou e caractere professionnel ;</w:t>
+        <w:t>enquêtes en matière d'accidents du travail ou de maladies professionnelles ou à caractère professionnel ;</w:t>
       </w:r>
     </w:p>
     <w:p>
@@ -1897,7 +1897,7 @@
           <w:color w:val="000000"/>
           <w:sz w:val="22"/>
         </w:rPr>
-        <w:t>Les membres de la d'l'gation du personnel du comite peuvent saisir l'inspection du travail de toutes les plaintes et</w:t>
+        <w:t>Les membres de la délégation du personnel du comité peuvent saisir l'inspection du travail de toutes les plaintes et</w:t>
       </w:r>
     </w:p>
     <w:p>
@@ -1907,7 +1907,7 @@
           <w:color w:val="000000"/>
           <w:sz w:val="22"/>
         </w:rPr>
-        <w:t>observations relatives e l'application des dispositions l'gales dont elle est chargee d'assurer le contrele ;</w:t>
+        <w:t>observations relatives à l'application des dispositions légales dont elle est chargée d'assurer le contrôle ;</w:t>
       </w:r>
     </w:p>
     <w:p>
@@ -1917,7 +1917,7 @@
           <w:color w:val="000000"/>
           <w:sz w:val="22"/>
         </w:rPr>
-        <w:t>Enfin, la d'l'gation exerce le droit d'alerte.</w:t>
+        <w:t>Enfin, la délégation exerce le droit d'alerte.</w:t>
       </w:r>
     </w:p>
     <w:p>
@@ -1927,7 +1927,7 @@
           <w:color w:val="000000"/>
           <w:sz w:val="22"/>
         </w:rPr>
-        <w:t>Attributions gen'rales dans les entreprises d'au moins 50 salaries 2.</w:t>
+        <w:t>Attributions générales dans les entreprises d'au moins 50 salariés 2.</w:t>
       </w:r>
     </w:p>
     <w:p>
@@ -1937,7 +1937,7 @@
           <w:color w:val="000000"/>
           <w:sz w:val="22"/>
         </w:rPr>
-        <w:t>a) Attributions gen'rales</w:t>
+        <w:t>a) Attributions générales</w:t>
       </w:r>
     </w:p>
     <w:p>
@@ -1947,7 +1947,7 @@
           <w:color w:val="000000"/>
           <w:sz w:val="22"/>
         </w:rPr>
-        <w:t>Le comite social et economique a pour mission d'assurer une expression collective des salaries, permettant la prise en</w:t>
+        <w:t>Le comité social et économique a pour mission d'assurer une expression collective des salariés, permettant la prise en</w:t>
       </w:r>
     </w:p>
     <w:p>
@@ -1957,7 +1957,7 @@
           <w:color w:val="000000"/>
           <w:sz w:val="22"/>
         </w:rPr>
-        <w:t>compte permanente de leurs interets dans les d'cisions relatives e la gestion et e l'evolution economique et financiere de</w:t>
+        <w:t>compte permanente de leurs intérêts dans les décisions relatives à la gestion et à l'évolution économique et financière de</w:t>
       </w:r>
     </w:p>
     <w:p>
@@ -1967,7 +1967,7 @@
           <w:color w:val="000000"/>
           <w:sz w:val="22"/>
         </w:rPr>
-        <w:t>l'entreprise, e l'organisation du travail, e la formation professionnelle et aux techniques de production.</w:t>
+        <w:t>l'entreprise, à l'organisation du travail, à la formation professionnelle et aux techniques de production.</w:t>
       </w:r>
     </w:p>
     <w:p>
@@ -1977,7 +1977,7 @@
           <w:color w:val="000000"/>
           <w:sz w:val="22"/>
         </w:rPr>
-        <w:t>Le comite est informe et consulte sur les questions interessant l'organisation, la gestion et la marche gen'rale de l'entre-</w:t>
+        <w:t>Le comité est informé et consulté sur les questions intéressant l'organisation, la gestion et la marche générale de l'entre-</w:t>
       </w:r>
     </w:p>
     <w:p>
@@ -1987,7 +1987,7 @@
           <w:color w:val="000000"/>
           <w:sz w:val="22"/>
         </w:rPr>
-        <w:t>prise. Le comite s'interesse, notamment, aux mesures de nature e affecter le volume ou la structure des effectifs, la</w:t>
+        <w:t>prise. Le comité s'intéresse, notamment, aux mesures de nature à affecter le volume ou la structure des effectifs, la</w:t>
       </w:r>
     </w:p>
     <w:p>
@@ -1997,7 +1997,7 @@
           <w:color w:val="000000"/>
           <w:sz w:val="22"/>
         </w:rPr>
-        <w:t>modification de son organisation economique ou juridique, aux conditions d'emploi, de travail, notamment e la duree</w:t>
+        <w:t>modification de son organisation économique ou juridique, aux conditions d'emploi, de travail, notamment à la durée</w:t>
       </w:r>
     </w:p>
     <w:p>
@@ -2007,7 +2007,7 @@
           <w:color w:val="000000"/>
           <w:sz w:val="22"/>
         </w:rPr>
-        <w:t>du travail, et e la formation professionnelle, e l'introduction de nouvelles technologies, e tout amenagement important</w:t>
+        <w:t>du travail, et à la formation professionnelle, à l'introduction de nouvelles technologies, à tout aménagement important</w:t>
       </w:r>
     </w:p>
     <w:p>
@@ -2017,7 +2017,7 @@
           <w:color w:val="000000"/>
           <w:sz w:val="22"/>
         </w:rPr>
-        <w:t>modifiant les conditions de sante et de s'curite ou les conditions de travail...</w:t>
+        <w:t>modifiant les conditions de santé et de sécurité ou les conditions de travail...</w:t>
       </w:r>
     </w:p>
     <w:p>
@@ -2037,7 +2037,7 @@
           <w:color w:val="000000"/>
           <w:sz w:val="22"/>
         </w:rPr>
-        <w:t>editions Corroy e 4 rue de Villars, 42000 Saint-etienne e 04 77 79 92 46 e infos@editions-corroy.fr</w:t>
+        <w:t>éditions Corroy à 4 rue de Villars, 42000 Saint-etienne à 04 77 79 92 46 à infos@editions-corroy.fr</w:t>
       </w:r>
     </w:p>
     <w:p>
@@ -2047,7 +2047,7 @@
           <w:color w:val="000000"/>
           <w:sz w:val="22"/>
         </w:rPr>
-        <w:t>COLLECTION DCG UE 3 e Droit social - Fiches de cours</w:t>
+        <w:t>COLLECTION DCG UE 3 à Droit social - Fiches de cours</w:t>
       </w:r>
     </w:p>
     <w:p>
@@ -2060,6 +2060,7 @@
         <w:t>DCGUE3F.qxp_DCGUE3F 24/07/2025 10:26 Page 106</w:t>
       </w:r>
     </w:p>
+    <w:p/>
     <w:p/>
     <w:sectPr>
       <w:pgSz w:w="12240" w:h="15840"/>

--- a/droit social dcg/24- Comit social et conomique - CSE.docx
+++ b/droit social dcg/24- Comit social et conomique - CSE.docx
@@ -27,7 +27,7 @@
           <w:color w:val="2F5496"/>
           <w:sz w:val="24"/>
         </w:rPr>
-        <w:t>MISE EN PLACE DU CSE I •</w:t>
+        <w:t>I • MISE EN PLACE DU CSE</w:t>
       </w:r>
     </w:p>
     <w:p>
@@ -40,7 +40,7 @@
           <w:color w:val="2F5496"/>
           <w:sz w:val="24"/>
         </w:rPr>
-        <w:t>CHAMP D'APPLICATION A •</w:t>
+        <w:t>A • CHAMP D'APPLICATION</w:t>
       </w:r>
     </w:p>
     <w:p/>
@@ -58,7 +58,7 @@
       <w:r>
         <w:rPr>
           <w:b w:val="0"/>
-          <w:color w:val="000000"/>
+          <w:color w:val="BF5700"/>
           <w:sz w:val="22"/>
         </w:rPr>
         <w:t>CHSCT) au sein d'un comité social et économique. Sa mise en place est obligatoire, dans l'ensemble des entreprises de</w:t>
@@ -68,7 +68,7 @@
       <w:r>
         <w:rPr>
           <w:b w:val="0"/>
-          <w:color w:val="000000"/>
+          <w:color w:val="00703C"/>
           <w:sz w:val="22"/>
         </w:rPr>
         <w:t>droit privé qui y sont assujetties, sans distinction de leur forme ou de leur objet (association, sociétés civiles ou</w:t>
@@ -78,7 +78,7 @@
       <w:r>
         <w:rPr>
           <w:b w:val="0"/>
-          <w:color w:val="000000"/>
+          <w:color w:val="00703C"/>
           <w:sz w:val="22"/>
         </w:rPr>
         <w:t>commerciales, professions libérales). Les dispositions sont également applicables aux établissements publics à caractère</w:t>
@@ -88,7 +88,7 @@
       <w:r>
         <w:rPr>
           <w:b w:val="0"/>
-          <w:color w:val="000000"/>
+          <w:color w:val="00703C"/>
           <w:sz w:val="22"/>
         </w:rPr>
         <w:t>industriel et commercial, ainsi qu'aux établissements publics à caractère administratif employant du personnel dans les</w:t>
@@ -98,7 +98,7 @@
       <w:r>
         <w:rPr>
           <w:b w:val="0"/>
-          <w:color w:val="000000"/>
+          <w:color w:val="BF5700"/>
           <w:sz w:val="22"/>
         </w:rPr>
         <w:t>conditions du droit privé. à défaut de mise en place du CSE, l'employeur peut être poursuivi pour délit d'entrave.</w:t>
@@ -108,7 +108,7 @@
       <w:r>
         <w:rPr>
           <w:b w:val="0"/>
-          <w:color w:val="000000"/>
+          <w:color w:val="BF5700"/>
           <w:sz w:val="22"/>
         </w:rPr>
         <w:t>Conditions d'effectif 2.</w:t>
@@ -118,7 +118,7 @@
       <w:r>
         <w:rPr>
           <w:b w:val="0"/>
-          <w:color w:val="000000"/>
+          <w:color w:val="BF5700"/>
           <w:sz w:val="22"/>
         </w:rPr>
         <w:t>La mise en place d'un CSE est obligatoire des lors que l'entreprise comprend un effectif d'au moins 11 salariés, atteint</w:t>
@@ -164,7 +164,7 @@
           <w:color w:val="2F5496"/>
           <w:sz w:val="24"/>
         </w:rPr>
-        <w:t>NIVEAU DE MISE EN PLACE B •</w:t>
+        <w:t>B • NIVEAU DE MISE EN PLACE</w:t>
       </w:r>
     </w:p>
     <w:p>
@@ -211,7 +211,7 @@
       <w:r>
         <w:rPr>
           <w:b w:val="0"/>
-          <w:color w:val="000000"/>
+          <w:color w:val="BF5700"/>
           <w:sz w:val="22"/>
         </w:rPr>
         <w:t>Un accord d'entreprise doit alors déterminer le nombre et le périmètre des établissements distincts. En l'absence</w:t>
@@ -301,7 +301,7 @@
       <w:r>
         <w:rPr>
           <w:b w:val="0"/>
-          <w:color w:val="000000"/>
+          <w:color w:val="BF5700"/>
           <w:sz w:val="22"/>
         </w:rPr>
         <w:t>produire les effets, elle doit être reconnue par accord collectif ou décision de justice.</w:t>
@@ -351,7 +351,7 @@
       <w:r>
         <w:rPr>
           <w:b w:val="0"/>
-          <w:color w:val="000000"/>
+          <w:color w:val="BF5700"/>
           <w:sz w:val="22"/>
         </w:rPr>
         <w:t>obligations découlant d'un franchissement de seuil d'effectif.</w:t>
@@ -371,7 +371,7 @@
       <w:r>
         <w:rPr>
           <w:b w:val="0"/>
-          <w:color w:val="000000"/>
+          <w:color w:val="BF5700"/>
           <w:sz w:val="22"/>
         </w:rPr>
         <w:t>économique commun est mis en place. De manière identique, et selon la même procédure que celle prévue pour l'entre-</w:t>
@@ -381,7 +381,7 @@
       <w:r>
         <w:rPr>
           <w:b w:val="0"/>
-          <w:color w:val="000000"/>
+          <w:color w:val="BF5700"/>
           <w:sz w:val="22"/>
         </w:rPr>
         <w:t>prise, il est institué des comités d'établissements et un comité central si les conditions sont réunies.</w:t>
@@ -431,7 +431,7 @@
       <w:r>
         <w:rPr>
           <w:b w:val="0"/>
-          <w:color w:val="000000"/>
+          <w:color w:val="BF5700"/>
           <w:sz w:val="22"/>
         </w:rPr>
         <w:t>L'accord doit préciser le nombre de membres de la délégation du personnel, les modalités de leur élection ainsi que les</w:t>
@@ -665,11 +665,14 @@
       </w:r>
     </w:p>
     <w:p>
+      <w:pPr>
+        <w:pStyle w:val="Heading2"/>
+      </w:pPr>
       <w:r>
         <w:rPr>
-          <w:b w:val="0"/>
-          <w:color w:val="000000"/>
-          <w:sz w:val="22"/>
+          <w:b/>
+          <w:color w:val="2F5496"/>
+          <w:sz w:val="24"/>
         </w:rPr>
         <w:t>DCGUE3F.qxp_DCGUE3F 24/07/2025 10:26 Page 104</w:t>
       </w:r>
@@ -714,7 +717,7 @@
           <w:color w:val="2F5496"/>
           <w:sz w:val="24"/>
         </w:rPr>
-        <w:t>ORGANISATION DU CSE II •</w:t>
+        <w:t>II • ORGANISATION DU CSE</w:t>
       </w:r>
     </w:p>
     <w:p>
@@ -727,7 +730,7 @@
           <w:color w:val="2F5496"/>
           <w:sz w:val="24"/>
         </w:rPr>
-        <w:t>COMPOSITION GÉNÉRALE A •</w:t>
+        <w:t>A • COMPOSITION GÉNÉRALE</w:t>
       </w:r>
     </w:p>
     <w:p>
@@ -874,7 +877,7 @@
       <w:r>
         <w:rPr>
           <w:b w:val="0"/>
-          <w:color w:val="000000"/>
+          <w:color w:val="BF5700"/>
           <w:sz w:val="22"/>
         </w:rPr>
         <w:t>à l'occasion des quatre réunions obligatoires (minimum) du comité social et économique portant sur les questions</w:t>
@@ -884,7 +887,7 @@
       <w:r>
         <w:rPr>
           <w:b w:val="0"/>
-          <w:color w:val="000000"/>
+          <w:color w:val="BF5700"/>
           <w:sz w:val="22"/>
         </w:rPr>
         <w:t>relatives à la santé, la sécurité et les conditions de travail, doivent être conviés le médecin du travail ou son délégué et le</w:t>
@@ -894,7 +897,7 @@
       <w:r>
         <w:rPr>
           <w:b w:val="0"/>
-          <w:color w:val="000000"/>
+          <w:color w:val="BF5700"/>
           <w:sz w:val="22"/>
         </w:rPr>
         <w:t>responsable interne du service de sécurité et des conditions de travail.</w:t>
@@ -927,7 +930,7 @@
       <w:r>
         <w:rPr>
           <w:b w:val="0"/>
-          <w:color w:val="000000"/>
+          <w:color w:val="BF5700"/>
           <w:sz w:val="22"/>
         </w:rPr>
         <w:t>relatives à la santé, la sécurité et aux conditions de travail ;</w:t>
@@ -950,7 +953,7 @@
       <w:r>
         <w:rPr>
           <w:b w:val="0"/>
-          <w:color w:val="000000"/>
+          <w:color w:val="00703C"/>
           <w:sz w:val="22"/>
         </w:rPr>
         <w:t>professionnelle ou à caractère professionnel.</w:t>
@@ -966,7 +969,7 @@
           <w:color w:val="2F5496"/>
           <w:sz w:val="24"/>
         </w:rPr>
-        <w:t>ÉLECTIONS ET MANDATS B •</w:t>
+        <w:t>B • ÉLECTIONS ET MANDATS</w:t>
       </w:r>
     </w:p>
     <w:p>
@@ -1006,7 +1009,7 @@
       <w:r>
         <w:rPr>
           <w:b w:val="0"/>
-          <w:color w:val="000000"/>
+          <w:color w:val="BF5700"/>
           <w:sz w:val="22"/>
         </w:rPr>
         <w:t>Il appartient à l'employeur d'engager le processus électoral des lors que les conditions sont remplies. Néanmoins, en</w:t>
@@ -1016,7 +1019,7 @@
       <w:r>
         <w:rPr>
           <w:b w:val="0"/>
-          <w:color w:val="000000"/>
+          <w:color w:val="BF5700"/>
           <w:sz w:val="22"/>
         </w:rPr>
         <w:t>l'absence de comité social et économique, l'employeur doit y procéder à la demande d'un salarié ou d'une organisation</w:t>
@@ -1109,7 +1112,7 @@
       <w:r>
         <w:rPr>
           <w:b w:val="0"/>
-          <w:color w:val="000000"/>
+          <w:color w:val="BF5700"/>
           <w:sz w:val="22"/>
         </w:rPr>
         <w:t>candidats, l'employeur doit informer :</w:t>
@@ -1178,7 +1181,7 @@
       <w:r>
         <w:rPr>
           <w:b w:val="0"/>
-          <w:color w:val="000000"/>
+          <w:color w:val="BF5700"/>
           <w:sz w:val="22"/>
         </w:rPr>
         <w:t>Cette invitation doit parvenir au plus tard 15 jours avant la date de la première réunion de négociation.</w:t>
@@ -1281,7 +1284,7 @@
       <w:r>
         <w:rPr>
           <w:b w:val="0"/>
-          <w:color w:val="000000"/>
+          <w:color w:val="00703C"/>
           <w:sz w:val="22"/>
         </w:rPr>
         <w:t>n'ayant fait l'objet d'aucune interdiction, déchéance ou incapacité relatives à leurs droits civiques.</w:t>
@@ -1291,7 +1294,7 @@
       <w:r>
         <w:rPr>
           <w:b w:val="0"/>
-          <w:color w:val="000000"/>
+          <w:color w:val="C00000"/>
           <w:sz w:val="22"/>
         </w:rPr>
         <w:t>Sont éligibles les électeurs âgés de 18 ans révolus, et travaillant dans l'entreprise depuis 1 an au moins, à l'exception des</w:t>
@@ -1331,7 +1334,7 @@
       <w:r>
         <w:rPr>
           <w:b w:val="0"/>
-          <w:color w:val="000000"/>
+          <w:color w:val="BF5700"/>
           <w:sz w:val="22"/>
         </w:rPr>
         <w:t>listes doivent proposer une représentation équilibrée des femmes et des hommes telle que définie à l'article L 2314-30 du</w:t>
@@ -1348,11 +1351,14 @@
       </w:r>
     </w:p>
     <w:p>
+      <w:pPr>
+        <w:pStyle w:val="Heading2"/>
+      </w:pPr>
       <w:r>
         <w:rPr>
-          <w:b w:val="0"/>
-          <w:color w:val="000000"/>
-          <w:sz w:val="22"/>
+          <w:b/>
+          <w:color w:val="2F5496"/>
+          <w:sz w:val="24"/>
         </w:rPr>
         <w:t>DCGUE3F.qxp_DCGUE3F 24/07/2025 10:26 Page 105</w:t>
       </w:r>
@@ -1374,7 +1380,7 @@
       <w:r>
         <w:rPr>
           <w:b/>
-          <w:color w:val="006100"/>
+          <w:color w:val="BF5700"/>
           <w:sz w:val="24"/>
         </w:rPr>
         <w:t>DURÉE DE PRINCIPE</w:t>
@@ -1384,7 +1390,7 @@
       <w:r>
         <w:rPr>
           <w:b w:val="0"/>
-          <w:color w:val="006100"/>
+          <w:color w:val="BF5700"/>
           <w:sz w:val="22"/>
         </w:rPr>
         <w:t>?</w:t>
@@ -1394,7 +1400,7 @@
       <w:r>
         <w:rPr>
           <w:b w:val="0"/>
-          <w:color w:val="006100"/>
+          <w:color w:val="BF5700"/>
           <w:sz w:val="22"/>
         </w:rPr>
         <w:t>Les membres de la délégation du personnel du comité social et économique sont élus pour 4 ans. Le nombre de mandats</w:t>
@@ -1404,7 +1410,7 @@
       <w:r>
         <w:rPr>
           <w:b w:val="0"/>
-          <w:color w:val="006100"/>
+          <w:color w:val="BF5700"/>
           <w:sz w:val="22"/>
         </w:rPr>
         <w:t>successifs est limite à 3, excepté pour les entreprises de moins de 50 salariés. Il peut être déroge à cette limitation par</w:t>
@@ -1414,7 +1420,7 @@
       <w:r>
         <w:rPr>
           <w:b w:val="0"/>
-          <w:color w:val="006100"/>
+          <w:color w:val="BF5700"/>
           <w:sz w:val="22"/>
         </w:rPr>
         <w:t>accord collectif.</w:t>
@@ -1424,7 +1430,7 @@
       <w:r>
         <w:rPr>
           <w:b w:val="0"/>
-          <w:color w:val="006100"/>
+          <w:color w:val="C00000"/>
           <w:sz w:val="22"/>
         </w:rPr>
         <w:t>Par dérogation au principe, un accord de branche, un accord de groupe ou un accord d'entreprise peut fixer une durée du</w:t>
@@ -1434,7 +1440,7 @@
       <w:r>
         <w:rPr>
           <w:b w:val="0"/>
-          <w:color w:val="006100"/>
+          <w:color w:val="BF5700"/>
           <w:sz w:val="22"/>
         </w:rPr>
         <w:t>mandat des représentants du personnel au comité comprise entre 2 et 4 ans.</w:t>
@@ -1444,7 +1450,7 @@
       <w:r>
         <w:rPr>
           <w:b w:val="0"/>
-          <w:color w:val="006100"/>
+          <w:color w:val="BF5700"/>
           <w:sz w:val="22"/>
         </w:rPr>
         <w:t>à noter qu'en cas de modification dans la situation juridique de l'employeur, le mandat des membres élus de la</w:t>
@@ -1454,7 +1460,7 @@
       <w:r>
         <w:rPr>
           <w:b w:val="0"/>
-          <w:color w:val="006100"/>
+          <w:color w:val="BF5700"/>
           <w:sz w:val="22"/>
         </w:rPr>
         <w:t>délégation du personnel du comité social et économique et des représentants syndicaux de l'entreprise subsiste lorsque</w:t>
@@ -1464,7 +1470,7 @@
       <w:r>
         <w:rPr>
           <w:b w:val="0"/>
-          <w:color w:val="006100"/>
+          <w:color w:val="BF5700"/>
           <w:sz w:val="22"/>
         </w:rPr>
         <w:t>cette entreprise conserve son autonomie juridique.</w:t>
@@ -1507,7 +1513,7 @@
       <w:r>
         <w:rPr>
           <w:b w:val="0"/>
-          <w:color w:val="000000"/>
+          <w:color w:val="BF5700"/>
           <w:sz w:val="22"/>
         </w:rPr>
         <w:t>contrat de travail, la perte des conditions requises pour être éligible. Par ailleurs, tout membre de la délégation du</w:t>
@@ -1583,7 +1589,7 @@
           <w:color w:val="2F5496"/>
           <w:sz w:val="24"/>
         </w:rPr>
-        <w:t>LES COMMISSIONS DU CSE C •</w:t>
+        <w:t>C • LES COMMISSIONS DU CSE</w:t>
       </w:r>
     </w:p>
     <w:p>
@@ -1593,7 +1599,7 @@
       <w:r>
         <w:rPr>
           <w:b/>
-          <w:color w:val="7030A0"/>
+          <w:color w:val="BF5700"/>
           <w:sz w:val="24"/>
         </w:rPr>
         <w:t>COMMISSION SANTÉ, SÉCURITÉ ET CONDITIONS DE TRAVAIL</w:t>
@@ -1603,7 +1609,7 @@
       <w:r>
         <w:rPr>
           <w:b w:val="0"/>
-          <w:color w:val="7030A0"/>
+          <w:color w:val="BF5700"/>
           <w:sz w:val="22"/>
         </w:rPr>
         <w:t>?</w:t>
@@ -1613,7 +1619,7 @@
       <w:r>
         <w:rPr>
           <w:b w:val="0"/>
-          <w:color w:val="7030A0"/>
+          <w:color w:val="BF5700"/>
           <w:sz w:val="22"/>
         </w:rPr>
         <w:t>Une commission santé, sécurité et conditions de travail doit être créée dans les entreprises et établissement d'au moins</w:t>
@@ -1623,7 +1629,7 @@
       <w:r>
         <w:rPr>
           <w:b w:val="0"/>
-          <w:color w:val="7030A0"/>
+          <w:color w:val="BF5700"/>
           <w:sz w:val="22"/>
         </w:rPr>
         <w:t>300 salariés. En dessous de ce seuil, l'inspecteur du travail peut l'imposer en raison de la nature de l'activité. La</w:t>
@@ -1633,7 +1639,7 @@
       <w:r>
         <w:rPr>
           <w:b w:val="0"/>
-          <w:color w:val="7030A0"/>
+          <w:color w:val="BF5700"/>
           <w:sz w:val="22"/>
         </w:rPr>
         <w:t>commission exerce les attributions du CSE relevant de sa compétence. Présidée par l'employeur, elle comprend au</w:t>
@@ -1643,7 +1649,7 @@
       <w:r>
         <w:rPr>
           <w:b w:val="0"/>
-          <w:color w:val="7030A0"/>
+          <w:color w:val="BF5700"/>
           <w:sz w:val="22"/>
         </w:rPr>
         <w:t>minimum 3 membres désignés par le comité parmi ses membres. à défaut d'accord collectif, il appartient au règlement</w:t>
@@ -1653,7 +1659,7 @@
       <w:r>
         <w:rPr>
           <w:b w:val="0"/>
-          <w:color w:val="7030A0"/>
+          <w:color w:val="BF5700"/>
           <w:sz w:val="22"/>
         </w:rPr>
         <w:t>intérieur du CSE définir les missions déléguées à la commission, ses modalités de fonctionnement et ses moyens.</w:t>
@@ -1798,7 +1804,7 @@
           <w:color w:val="2F5496"/>
           <w:sz w:val="24"/>
         </w:rPr>
-        <w:t>LES ATTRIBUTIONS DU CSE III •</w:t>
+        <w:t>III • LES ATTRIBUTIONS DU CSE</w:t>
       </w:r>
     </w:p>
     <w:p>
@@ -1811,7 +1817,7 @@
           <w:color w:val="2F5496"/>
           <w:sz w:val="24"/>
         </w:rPr>
-        <w:t>RÈGLES GÉNÉRALES A •</w:t>
+        <w:t>A • RÈGLES GÉNÉRALES</w:t>
       </w:r>
     </w:p>
     <w:p>
@@ -1874,7 +1880,7 @@
       <w:r>
         <w:rPr>
           <w:b w:val="0"/>
-          <w:color w:val="000000"/>
+          <w:color w:val="BF5700"/>
           <w:sz w:val="22"/>
         </w:rPr>
         <w:t>de contribuer à promouvoir la santé, la sécurité et les conditions de travail dans l'entreprise et de réaliser des</w:t>
@@ -1884,7 +1890,7 @@
       <w:r>
         <w:rPr>
           <w:b w:val="0"/>
-          <w:color w:val="000000"/>
+          <w:color w:val="00703C"/>
           <w:sz w:val="22"/>
         </w:rPr>
         <w:t>enquêtes en matière d'accidents du travail ou de maladies professionnelles ou à caractère professionnel ;</w:t>
@@ -1994,7 +2000,7 @@
       <w:r>
         <w:rPr>
           <w:b w:val="0"/>
-          <w:color w:val="000000"/>
+          <w:color w:val="BF5700"/>
           <w:sz w:val="22"/>
         </w:rPr>
         <w:t>modification de son organisation économique ou juridique, aux conditions d'emploi, de travail, notamment à la durée</w:t>
@@ -2014,7 +2020,7 @@
       <w:r>
         <w:rPr>
           <w:b w:val="0"/>
-          <w:color w:val="000000"/>
+          <w:color w:val="BF5700"/>
           <w:sz w:val="22"/>
         </w:rPr>
         <w:t>modifiant les conditions de santé et de sécurité ou les conditions de travail...</w:t>
@@ -2051,11 +2057,14 @@
       </w:r>
     </w:p>
     <w:p>
+      <w:pPr>
+        <w:pStyle w:val="Heading2"/>
+      </w:pPr>
       <w:r>
         <w:rPr>
-          <w:b w:val="0"/>
-          <w:color w:val="000000"/>
-          <w:sz w:val="22"/>
+          <w:b/>
+          <w:color w:val="2F5496"/>
+          <w:sz w:val="24"/>
         </w:rPr>
         <w:t>DCGUE3F.qxp_DCGUE3F 24/07/2025 10:26 Page 106</w:t>
       </w:r>
